--- a/대본/1부/04화_The_Third_Chair.docx
+++ b/대본/1부/04화_The_Third_Chair.docx
@@ -2,7 +2,7 @@
 <file path=word/document.xml><?xml version="1.0" encoding="utf-8"?>
 <w:document xmlns:w="http://schemas.openxmlformats.org/wordprocessingml/2006/main" xmlns:m="http://schemas.openxmlformats.org/officeDocument/2006/math" xmlns:r="http://schemas.openxmlformats.org/officeDocument/2006/relationships" xmlns:o="urn:schemas-microsoft-com:office:office" xmlns:v="urn:schemas-microsoft-com:vml" xmlns:w10="urn:schemas-microsoft-com:office:word" xmlns:a="http://schemas.openxmlformats.org/drawingml/2006/main" xmlns:pic="http://schemas.openxmlformats.org/drawingml/2006/picture" xmlns:wp="http://schemas.openxmlformats.org/drawingml/2006/wordprocessingDrawing">
   <w:body>
-    <w:bookmarkStart w:id="31" w:name="ship-it-1부-4화"/>
+    <w:bookmarkStart w:id="32" w:name="ship-it-1부-4화"/>
     <w:p>
       <w:pPr>
         <w:pStyle w:val="Heading1"/>
@@ -65,7 +65,7 @@
         <w:t xml:space="preserve"> </w:t>
       </w:r>
       <w:r>
-        <w:t xml:space="preserve">- 규칙: 지문 없음. 전 화 100% 「화자명: 대사」. 1턴 15단어 이내.</w:t>
+        <w:t xml:space="preserve">- 규칙: 지문 없음. 전 화 100% 「화자명: 대사」. 1턴 15단어 이내 + 긴 턴 10~15회(25~35단어).</w:t>
       </w:r>
       <w:r>
         <w:t xml:space="preserve"> </w:t>
@@ -290,13 +290,13 @@
         </w:numPr>
       </w:pPr>
       <w:r>
-        <w:t xml:space="preserve">MARCUS: Your boss called our plant director on Tuesday. Word travels fast.</w:t>
-      </w:r>
-      <w:r>
-        <w:t xml:space="preserve"> </w:t>
-      </w:r>
-      <w:r>
-        <w:t xml:space="preserve">마커스: 자네 상사가 화요일에 우리 공장장한테 전화했어. 소문 빠르지.</w:t>
+        <w:t xml:space="preserve">MARCUS: Your boss called our plant director on Tuesday. Word travels fast in this business, Noah, especially when a star marketing guy quits right before a big launch.</w:t>
+      </w:r>
+      <w:r>
+        <w:t xml:space="preserve"> </w:t>
+      </w:r>
+      <w:r>
+        <w:t xml:space="preserve">마커스: 자네 상사가 화요일에 우리 공장장한테 전화했어. 이 바닥은 소문이 빨라, 노아. 특히 잘나가는 마케팅 담당이 큰 출시 직전에 그만두면 더 그렇지.</w:t>
       </w:r>
     </w:p>
     <w:p>
@@ -647,13 +647,13 @@
         </w:numPr>
       </w:pPr>
       <w:r>
-        <w:t xml:space="preserve">NOAH: When filler blocks a blood vessel, minutes decide everything. Skin, even eyesight.</w:t>
-      </w:r>
-      <w:r>
-        <w:t xml:space="preserve"> </w:t>
-      </w:r>
-      <w:r>
-        <w:t xml:space="preserve">노아: 필러가 혈관을 막으면 몇 분이 모든 걸 결정해요. 피부, 심지어 시력까지.</w:t>
+        <w:t xml:space="preserve">NOAH: When filler blocks a blood vessel, minutes decide everything. If the doctor can’t dissolve it quickly, the patient can lose skin, and in the worst cases, even their eyesight.</w:t>
+      </w:r>
+      <w:r>
+        <w:t xml:space="preserve"> </w:t>
+      </w:r>
+      <w:r>
+        <w:t xml:space="preserve">노아: 필러가 혈관을 막으면 몇 분이 모든 걸 결정해요. 의사가 빨리 녹이지 못하면 환자는 피부를 잃을 수 있고, 최악의 경우엔 시력까지 잃을 수 있어요.</w:t>
       </w:r>
     </w:p>
     <w:p>
@@ -834,13 +834,13 @@
         </w:numPr>
       </w:pPr>
       <w:r>
-        <w:t xml:space="preserve">MARCUS: The gel has to survive the autoclave. High heat, high pressure.</w:t>
-      </w:r>
-      <w:r>
-        <w:t xml:space="preserve"> </w:t>
-      </w:r>
-      <w:r>
-        <w:t xml:space="preserve">마커스: 젤이 고압 멸균기를 견뎌야 해. 높은 열, 높은 압력.</w:t>
+        <w:t xml:space="preserve">MARCUS: The gel has to survive the autoclave. That means high heat and high pressure, every single batch, because a product that goes into someone’s face has to be completely sterile.</w:t>
+      </w:r>
+      <w:r>
+        <w:t xml:space="preserve"> </w:t>
+      </w:r>
+      <w:r>
+        <w:t xml:space="preserve">마커스: 젤이 고압 멸균기를 견뎌야 해. 높은 열, 높은 압력이지. 매 배치마다. 사람 얼굴에 들어가는 제품은 완벽하게 무균이어야 하니까.</w:t>
       </w:r>
     </w:p>
     <w:p>
@@ -936,13 +936,13 @@
         </w:numPr>
       </w:pPr>
       <w:r>
-        <w:t xml:space="preserve">MARCUS: Not Corwin. Corwin works for Halvern. That’s a conflict.</w:t>
-      </w:r>
-      <w:r>
-        <w:t xml:space="preserve"> </w:t>
-      </w:r>
-      <w:r>
-        <w:t xml:space="preserve">마커스: 코윈은 안 돼. 코윈은 할번 일을 해. 이해충돌이야.</w:t>
+        <w:t xml:space="preserve">MARCUS: Not Corwin. Corwin works for Halvern, so that’s a conflict of interest. Tom would hear about it in a day, and his lawyers would be at your door in two.</w:t>
+      </w:r>
+      <w:r>
+        <w:t xml:space="preserve"> </w:t>
+      </w:r>
+      <w:r>
+        <w:t xml:space="preserve">마커스: 코윈은 안 돼. 코윈은 할번 일을 하니까 이해충돌이야. 톰은 하루 만에 알게 될 거고, 이틀이면 그쪽 변호사들이 자네 집 앞에 와 있을걸.</w:t>
       </w:r>
     </w:p>
     <w:p>
@@ -1162,13 +1162,13 @@
         </w:numPr>
       </w:pPr>
       <w:r>
-        <w:t xml:space="preserve">MARCUS: One supply route got blocked for nine days. We had no backup.</w:t>
-      </w:r>
-      <w:r>
-        <w:t xml:space="preserve"> </w:t>
-      </w:r>
-      <w:r>
-        <w:t xml:space="preserve">마커스: 보급로 하나가 9일 동안 막혔어. 대안이 없었지.</w:t>
+        <w:t xml:space="preserve">MARCUS: One supply route got blocked for nine days, and we had no backup. Nine days of counting food, water, and medicine, and deciding every morning what we could live without.</w:t>
+      </w:r>
+      <w:r>
+        <w:t xml:space="preserve"> </w:t>
+      </w:r>
+      <w:r>
+        <w:t xml:space="preserve">마커스: 보급로 하나가 9일 동안 막혔는데, 대안이 없었어. 9일 동안 식량, 물, 약을 세면서, 매일 아침 뭘 포기하고 버틸지 정해야 했지.</w:t>
       </w:r>
     </w:p>
     <w:p>
@@ -1332,13 +1332,13 @@
         </w:numPr>
       </w:pPr>
       <w:r>
-        <w:t xml:space="preserve">MARCUS: Do you? My daughter Kayla needs braces. My son needs a new laptop.</w:t>
-      </w:r>
-      <w:r>
-        <w:t xml:space="preserve"> </w:t>
-      </w:r>
-      <w:r>
-        <w:t xml:space="preserve">마커스: 그래? 딸 케일라는 치아 교정해야 하고, 아들은 새 노트북이 필요해.</w:t>
+        <w:t xml:space="preserve">MARCUS: Do you? My daughter Kayla needs braces, and my son needs a new laptop for school. If I quit and this fails, they’re the ones who pay for it, not you.</w:t>
+      </w:r>
+      <w:r>
+        <w:t xml:space="preserve"> </w:t>
+      </w:r>
+      <w:r>
+        <w:t xml:space="preserve">마커스: 그래? 딸 케일라는 치아 교정을 해야 하고, 아들은 학교에서 쓸 새 노트북이 필요해. 내가 그만뒀는데 이게 실패하면, 그 대가는 자네가 아니라 우리 애들이 치르는 거야.</w:t>
       </w:r>
     </w:p>
     <w:p>
@@ -1485,13 +1485,13 @@
         </w:numPr>
       </w:pPr>
       <w:r>
-        <w:t xml:space="preserve">NOAH: No. But money will come. Investors fund teams, not ideas.</w:t>
-      </w:r>
-      <w:r>
-        <w:t xml:space="preserve"> </w:t>
-      </w:r>
-      <w:r>
-        <w:t xml:space="preserve">노아: 그렇죠. 하지만 돈은 올 거예요. 투자자는 아이디어가 아니라 팀에 투자하거든요.</w:t>
+        <w:t xml:space="preserve">NOAH: No. But money will come. Investors fund teams, not ideas, and a team with a chemist, a marketer, and a manufacturing expert is much easier to believe in.</w:t>
+      </w:r>
+      <w:r>
+        <w:t xml:space="preserve"> </w:t>
+      </w:r>
+      <w:r>
+        <w:t xml:space="preserve">노아: 그렇죠. 하지만 돈은 올 거예요. 투자자는 아이디어가 아니라 팀에 투자하거든요. 화학자, 마케터, 생산 전문가가 있는 팀이라면 훨씬 믿음이 가죠.</w:t>
       </w:r>
     </w:p>
     <w:p>
@@ -1553,13 +1553,13 @@
         </w:numPr>
       </w:pPr>
       <w:r>
-        <w:t xml:space="preserve">NOAH: It’s true, though. Without manufacturing, we’re just a science project.</w:t>
-      </w:r>
-      <w:r>
-        <w:t xml:space="preserve"> </w:t>
-      </w:r>
-      <w:r>
-        <w:t xml:space="preserve">노아: 그래도 사실이에요. 생산 없이는 그냥 과학 프로젝트일 뿐이에요.</w:t>
+        <w:t xml:space="preserve">NOAH: It’s true, though. Without manufacturing, we’re just a science project. Priya can make the gel in a lab, but someone has to make it safely, millions of times.</w:t>
+      </w:r>
+      <w:r>
+        <w:t xml:space="preserve"> </w:t>
+      </w:r>
+      <w:r>
+        <w:t xml:space="preserve">노아: 그래도 사실이에요. 생산 없이는 그냥 과학 프로젝트일 뿐이에요. 프리야는 실험실에서 젤을 만들 수 있지만, 누군가는 그걸 안전하게 수백만 번 만들어야 하잖아요.</w:t>
       </w:r>
     </w:p>
     <w:p>
@@ -1750,13 +1750,13 @@
         </w:numPr>
       </w:pPr>
       <w:r>
-        <w:t xml:space="preserve">MARCUS: I know. But it still came from my hands.</w:t>
-      </w:r>
-      <w:r>
-        <w:t xml:space="preserve"> </w:t>
-      </w:r>
-      <w:r>
-        <w:t xml:space="preserve">마커스: 알아. 그래도 내 손을 거쳐 나간 거잖아.</w:t>
+        <w:t xml:space="preserve">MARCUS: I know. But it still came from my hands. When you sign for a lot, you sign for everything that happens after it leaves the building. That’s how I see it.</w:t>
+      </w:r>
+      <w:r>
+        <w:t xml:space="preserve"> </w:t>
+      </w:r>
+      <w:r>
+        <w:t xml:space="preserve">마커스: 알아. 그래도 내 손을 거쳐 나간 거잖아. 로트에 서명한다는 건, 그게 공장을 떠난 뒤에 일어나는 모든 일에 서명하는 거야. 난 그렇게 생각해.</w:t>
       </w:r>
     </w:p>
     <w:p>
@@ -1886,13 +1886,13 @@
         </w:numPr>
       </w:pPr>
       <w:r>
-        <w:t xml:space="preserve">MARCUS: Halvern keeps pushing us for more volume, faster. I’ve pushed back three times.</w:t>
-      </w:r>
-      <w:r>
-        <w:t xml:space="preserve"> </w:t>
-      </w:r>
-      <w:r>
-        <w:t xml:space="preserve">마커스: 할번은 계속 더 많이, 더 빨리 생산하라고 밀어붙여. 내가 세 번이나 버텼어.</w:t>
+        <w:t xml:space="preserve">MARCUS: Halvern keeps pushing us for more volume, faster. I’ve pushed back three times, because faster usually means skipped checks, and on a sterile line, skipped checks are how people get hurt.</w:t>
+      </w:r>
+      <w:r>
+        <w:t xml:space="preserve"> </w:t>
+      </w:r>
+      <w:r>
+        <w:t xml:space="preserve">마커스: 할번은 계속 더 많이, 더 빨리 생산하라고 밀어붙여. 내가 세 번이나 버텼어. 빨리 한다는 건 보통 검사를 건너뛴다는 뜻이고, 무균 라인에서 검사를 건너뛰면 사람이 다치거든.</w:t>
       </w:r>
     </w:p>
     <w:p>
@@ -2015,13 +2015,13 @@
         </w:numPr>
       </w:pPr>
       <w:r>
-        <w:t xml:space="preserve">MARCUS: I’m a soldier. I don’t need happy. I need to trust the mission.</w:t>
-      </w:r>
-      <w:r>
-        <w:t xml:space="preserve"> </w:t>
-      </w:r>
-      <w:r>
-        <w:t xml:space="preserve">마커스: 난 군인이야. 행복은 필요 없어. 임무를 믿을 수 있어야지.</w:t>
+        <w:t xml:space="preserve">MARCUS: I’m a soldier. I don’t need happy. I need to trust the mission, and right now, I’m not sure I trust the people giving the orders at Corwin.</w:t>
+      </w:r>
+      <w:r>
+        <w:t xml:space="preserve"> </w:t>
+      </w:r>
+      <w:r>
+        <w:t xml:space="preserve">마커스: 난 군인이야. 행복은 필요 없어. 임무를 믿을 수 있어야지. 그런데 지금은 코윈에서 명령을 내리는 사람들을 믿을 수 있을지 잘 모르겠어.</w:t>
       </w:r>
     </w:p>
     <w:p>
@@ -2178,13 +2178,13 @@
         </w:numPr>
       </w:pPr>
       <w:r>
-        <w:t xml:space="preserve">MARCUS: The day you raise real money and there’s a payroll, I’m all in.</w:t>
-      </w:r>
-      <w:r>
-        <w:t xml:space="preserve"> </w:t>
-      </w:r>
-      <w:r>
-        <w:t xml:space="preserve">마커스: 자네가 진짜 투자를 받아서 월급이 나오는 날, 난 올인한다.</w:t>
+        <w:t xml:space="preserve">MARCUS: The day you raise real money and there’s a payroll, I’m all in. Not before, Noah. My family comes first, and I won’t gamble their future on a napkin.</w:t>
+      </w:r>
+      <w:r>
+        <w:t xml:space="preserve"> </w:t>
+      </w:r>
+      <w:r>
+        <w:t xml:space="preserve">마커스: 자네가 진짜 투자를 받아서 월급이 나오는 날, 난 올인한다. 그 전엔 안 돼, 노아. 내 가족이 먼저고, 냅킨 한 장에 가족의 미래를 걸 순 없어.</w:t>
       </w:r>
     </w:p>
     <w:p>
@@ -2315,7 +2315,7 @@
     </w:p>
     <w:bookmarkEnd w:id="25"/>
     <w:bookmarkEnd w:id="26"/>
-    <w:bookmarkStart w:id="30" w:name="학습-부록"/>
+    <w:bookmarkStart w:id="31" w:name="학습-부록"/>
     <w:p>
       <w:pPr>
         <w:pStyle w:val="Heading2"/>
@@ -3091,8 +3091,325 @@
       </w:r>
     </w:p>
     <w:bookmarkEnd w:id="29"/>
+    <w:bookmarkStart w:id="30" w:name="긴-발화-분석"/>
+    <w:p>
+      <w:pPr>
+        <w:pStyle w:val="Heading3"/>
+      </w:pPr>
+      <w:r>
+        <w:t xml:space="preserve">④ 긴 발화 분석</w:t>
+      </w:r>
+    </w:p>
+    <w:p>
+      <w:pPr>
+        <w:pStyle w:val="BlockText"/>
+      </w:pPr>
+      <w:r>
+        <w:rPr>
+          <w:bCs/>
+          <w:b/>
+        </w:rPr>
+        <w:t xml:space="preserve">98턴 MARCUS:</w:t>
+      </w:r>
+      <w:r>
+        <w:t xml:space="preserve"> </w:t>
+      </w:r>
+      <w:r>
+        <w:t xml:space="preserve">“</w:t>
+      </w:r>
+      <w:r>
+        <w:t xml:space="preserve">Halvern keeps pushing us for more volume, faster. I’ve pushed back three times, because faster usually means skipped checks, and on a sterile line, skipped checks are how people get hurt.</w:t>
+      </w:r>
+      <w:r>
+        <w:t xml:space="preserve">”</w:t>
+      </w:r>
+    </w:p>
+    <w:tbl>
+      <w:tblPr>
+        <w:tblStyle w:val="Table"/>
+        <w:tblW w:type="pct" w:w="5000"/>
+        <w:tblLook w:firstRow="1" w:lastRow="0" w:firstColumn="0" w:lastColumn="0" w:noHBand="0" w:noVBand="0" w:val="0020"/>
+        <w:jc w:val="start"/>
+      </w:tblPr>
+      <w:tblGrid>
+        <w:gridCol w:w="2640"/>
+        <w:gridCol w:w="2640"/>
+        <w:gridCol w:w="2640"/>
+      </w:tblGrid>
+      <w:tr>
+        <w:trPr>
+          <w:tblHeader w:val="true"/>
+        </w:trPr>
+        <w:tc>
+          <w:tcPr/>
+          <w:p>
+            <w:pPr>
+              <w:pStyle w:val="Compact"/>
+              <w:jc w:val="left"/>
+            </w:pPr>
+            <w:r>
+              <w:t xml:space="preserve">구조</w:t>
+            </w:r>
+          </w:p>
+        </w:tc>
+        <w:tc>
+          <w:tcPr/>
+          <w:p>
+            <w:pPr>
+              <w:pStyle w:val="Compact"/>
+              <w:jc w:val="left"/>
+            </w:pPr>
+            <w:r>
+              <w:t xml:space="preserve">영어</w:t>
+            </w:r>
+          </w:p>
+        </w:tc>
+        <w:tc>
+          <w:tcPr/>
+          <w:p>
+            <w:pPr>
+              <w:pStyle w:val="Compact"/>
+              <w:jc w:val="left"/>
+            </w:pPr>
+            <w:r>
+              <w:t xml:space="preserve">기능</w:t>
+            </w:r>
+          </w:p>
+        </w:tc>
+      </w:tr>
+      <w:tr>
+        <w:tc>
+          <w:tcPr/>
+          <w:p>
+            <w:pPr>
+              <w:pStyle w:val="Compact"/>
+              <w:jc w:val="left"/>
+            </w:pPr>
+            <w:r>
+              <w:t xml:space="preserve">① 상황(압박)</w:t>
+            </w:r>
+          </w:p>
+        </w:tc>
+        <w:tc>
+          <w:tcPr/>
+          <w:p>
+            <w:pPr>
+              <w:pStyle w:val="Compact"/>
+              <w:jc w:val="left"/>
+            </w:pPr>
+            <w:r>
+              <w:t xml:space="preserve">Halvern keeps pushing us for more volume, faster.</w:t>
+            </w:r>
+          </w:p>
+        </w:tc>
+        <w:tc>
+          <w:tcPr/>
+          <w:p>
+            <w:pPr>
+              <w:pStyle w:val="Compact"/>
+              <w:jc w:val="left"/>
+            </w:pPr>
+            <w:r>
+              <w:t xml:space="preserve">“</w:t>
+            </w:r>
+            <w:r>
+              <w:t xml:space="preserve">keeps -ing</w:t>
+            </w:r>
+            <w:r>
+              <w:t xml:space="preserve">”</w:t>
+            </w:r>
+            <w:r>
+              <w:t xml:space="preserve">로 반복되는 압박을 설명</w:t>
+            </w:r>
+          </w:p>
+        </w:tc>
+      </w:tr>
+      <w:tr>
+        <w:tc>
+          <w:tcPr/>
+          <w:p>
+            <w:pPr>
+              <w:pStyle w:val="Compact"/>
+              <w:jc w:val="left"/>
+            </w:pPr>
+            <w:r>
+              <w:t xml:space="preserve">② 행동(반대)</w:t>
+            </w:r>
+          </w:p>
+        </w:tc>
+        <w:tc>
+          <w:tcPr/>
+          <w:p>
+            <w:pPr>
+              <w:pStyle w:val="Compact"/>
+              <w:jc w:val="left"/>
+            </w:pPr>
+            <w:r>
+              <w:t xml:space="preserve">I’ve pushed back three times,</w:t>
+            </w:r>
+          </w:p>
+        </w:tc>
+        <w:tc>
+          <w:tcPr/>
+          <w:p>
+            <w:pPr>
+              <w:pStyle w:val="Compact"/>
+              <w:jc w:val="left"/>
+            </w:pPr>
+            <w:r>
+              <w:t xml:space="preserve">내가 취한 입장을 숫자와 함께 제시</w:t>
+            </w:r>
+          </w:p>
+        </w:tc>
+      </w:tr>
+      <w:tr>
+        <w:tc>
+          <w:tcPr/>
+          <w:p>
+            <w:pPr>
+              <w:pStyle w:val="Compact"/>
+              <w:jc w:val="left"/>
+            </w:pPr>
+            <w:r>
+              <w:t xml:space="preserve">③ 이유(because)</w:t>
+            </w:r>
+          </w:p>
+        </w:tc>
+        <w:tc>
+          <w:tcPr/>
+          <w:p>
+            <w:pPr>
+              <w:pStyle w:val="Compact"/>
+              <w:jc w:val="left"/>
+            </w:pPr>
+            <w:r>
+              <w:t xml:space="preserve">because faster usually means skipped checks,</w:t>
+            </w:r>
+          </w:p>
+        </w:tc>
+        <w:tc>
+          <w:tcPr/>
+          <w:p>
+            <w:pPr>
+              <w:pStyle w:val="Compact"/>
+              <w:jc w:val="left"/>
+            </w:pPr>
+            <w:r>
+              <w:t xml:space="preserve">반대하는 논리를 한 단계로 연결</w:t>
+            </w:r>
+          </w:p>
+        </w:tc>
+      </w:tr>
+      <w:tr>
+        <w:tc>
+          <w:tcPr/>
+          <w:p>
+            <w:pPr>
+              <w:pStyle w:val="Compact"/>
+              <w:jc w:val="left"/>
+            </w:pPr>
+            <w:r>
+              <w:t xml:space="preserve">④ 결과(위험)</w:t>
+            </w:r>
+          </w:p>
+        </w:tc>
+        <w:tc>
+          <w:tcPr/>
+          <w:p>
+            <w:pPr>
+              <w:pStyle w:val="Compact"/>
+              <w:jc w:val="left"/>
+            </w:pPr>
+            <w:r>
+              <w:t xml:space="preserve">and on a sterile line, skipped checks are how people get hurt.</w:t>
+            </w:r>
+          </w:p>
+        </w:tc>
+        <w:tc>
+          <w:tcPr/>
+          <w:p>
+            <w:pPr>
+              <w:pStyle w:val="Compact"/>
+              <w:jc w:val="left"/>
+            </w:pPr>
+            <w:r>
+              <w:t xml:space="preserve">최악의 결과를 보여 줘 반대를 정당화</w:t>
+            </w:r>
+          </w:p>
+        </w:tc>
+      </w:tr>
+    </w:tbl>
+    <w:p>
+      <w:pPr>
+        <w:pStyle w:val="BodyText"/>
+      </w:pPr>
+      <w:r>
+        <w:rPr>
+          <w:bCs/>
+          <w:b/>
+        </w:rPr>
+        <w:t xml:space="preserve">활용 패턴:</w:t>
+      </w:r>
+      <w:r>
+        <w:t xml:space="preserve"> </w:t>
+      </w:r>
+      <w:r>
+        <w:t xml:space="preserve">상황(keeps -ing) →</w:t>
+      </w:r>
+      <w:r>
+        <w:t xml:space="preserve"> </w:t>
+      </w:r>
+      <w:r>
+        <w:t xml:space="preserve">“</w:t>
+      </w:r>
+      <w:r>
+        <w:t xml:space="preserve">I’ve pushed back</w:t>
+      </w:r>
+      <w:r>
+        <w:t xml:space="preserve">”</w:t>
+      </w:r>
+      <w:r>
+        <w:t xml:space="preserve"> </w:t>
+      </w:r>
+      <w:r>
+        <w:t xml:space="preserve">→ because A means B → B is how C happens</w:t>
+      </w:r>
+      <w:r>
+        <w:t xml:space="preserve"> </w:t>
+      </w:r>
+      <w:r>
+        <w:rPr>
+          <w:bCs/>
+          <w:b/>
+        </w:rPr>
+        <w:t xml:space="preserve">연결 표현:</w:t>
+      </w:r>
+      <w:r>
+        <w:t xml:space="preserve"> </w:t>
+      </w:r>
+      <w:r>
+        <w:t xml:space="preserve">push back(반대하다, 버티다) · usually means(보통 ~라는 뜻이다) · that’s how…(그렇게 해서 ~가 생긴다)</w:t>
+      </w:r>
+      <w:r>
+        <w:t xml:space="preserve"> </w:t>
+      </w:r>
+      <w:r>
+        <w:rPr>
+          <w:bCs/>
+          <w:b/>
+        </w:rPr>
+        <w:t xml:space="preserve">연습:</w:t>
+      </w:r>
+      <w:r>
+        <w:t xml:space="preserve"> </w:t>
+      </w:r>
+      <w:r>
+        <w:t xml:space="preserve">일정을 앞당기라는 요구에 품질 리스크를 이유로 반대하는 말을 같은 구조로 30단어 안팎으로 해 보기.</w:t>
+      </w:r>
+    </w:p>
     <w:bookmarkEnd w:id="30"/>
     <w:bookmarkEnd w:id="31"/>
+    <w:bookmarkEnd w:id="32"/>
     <w:sectPr/>
   </w:body>
 </w:document>

--- a/대본/1부/04화_The_Third_Chair.docx
+++ b/대본/1부/04화_The_Third_Chair.docx
@@ -2,7 +2,7 @@
 <file path=word/document.xml><?xml version="1.0" encoding="utf-8"?>
 <w:document xmlns:w="http://schemas.openxmlformats.org/wordprocessingml/2006/main" xmlns:m="http://schemas.openxmlformats.org/officeDocument/2006/math" xmlns:r="http://schemas.openxmlformats.org/officeDocument/2006/relationships" xmlns:o="urn:schemas-microsoft-com:office:office" xmlns:v="urn:schemas-microsoft-com:vml" xmlns:w10="urn:schemas-microsoft-com:office:word" xmlns:a="http://schemas.openxmlformats.org/drawingml/2006/main" xmlns:pic="http://schemas.openxmlformats.org/drawingml/2006/picture" xmlns:wp="http://schemas.openxmlformats.org/drawingml/2006/wordprocessingDrawing">
   <w:body>
-    <w:bookmarkStart w:id="32" w:name="ship-it-1부-4화"/>
+    <w:bookmarkStart w:id="38" w:name="ship-it-1부-4화"/>
     <w:p>
       <w:pPr>
         <w:pStyle w:val="Heading1"/>
@@ -165,171 +165,87 @@
     </w:p>
     <w:p>
       <w:pPr>
-        <w:numPr>
-          <w:ilvl w:val="0"/>
-          <w:numId w:val="1001"/>
-        </w:numPr>
+        <w:pStyle w:val="FirstParagraph"/>
       </w:pPr>
       <w:r>
         <w:t xml:space="preserve">NOAH: Marcus! Marcus Webb! Over here.</w:t>
       </w:r>
+    </w:p>
+    <w:p>
+      <w:pPr>
+        <w:pStyle w:val="BodyText"/>
+      </w:pPr>
+      <w:r>
+        <w:t xml:space="preserve">MARCUS: Noah Bennett. The Halvern marketing guy. What are you doing here?</w:t>
+      </w:r>
+    </w:p>
+    <w:p>
+      <w:pPr>
+        <w:pStyle w:val="BodyText"/>
+      </w:pPr>
+      <w:r>
+        <w:t xml:space="preserve">NOAH: Waiting for you. Your shift ends at six, right?</w:t>
+      </w:r>
+    </w:p>
+    <w:p>
+      <w:pPr>
+        <w:pStyle w:val="BodyText"/>
+      </w:pPr>
+      <w:r>
+        <w:t xml:space="preserve">MARCUS: Every day for nine years. You could’ve called.</w:t>
+      </w:r>
+    </w:p>
+    <w:p>
+      <w:pPr>
+        <w:pStyle w:val="BodyText"/>
+      </w:pPr>
+      <w:r>
+        <w:t xml:space="preserve">NOAH: Some things are better face to face.</w:t>
+      </w:r>
+    </w:p>
+    <w:p>
+      <w:pPr>
+        <w:pStyle w:val="BodyText"/>
+      </w:pPr>
+      <w:r>
+        <w:t xml:space="preserve">MARCUS: Uh-huh. Is this about you quitting Halvern?</w:t>
+      </w:r>
+    </w:p>
+    <w:p>
+      <w:pPr>
+        <w:pStyle w:val="BodyText"/>
+      </w:pPr>
+      <w:r>
+        <w:t xml:space="preserve">NOAH: Wait. How do you know about that?</w:t>
+      </w:r>
+    </w:p>
+    <w:p>
+      <w:pPr>
+        <w:pStyle w:val="BodyText"/>
+      </w:pPr>
+      <w:r>
+        <w:t xml:space="preserve">MARCUS: Your boss called our plant director on Tuesday. Word travels fast in this business, Noah, especially when a star marketing guy quits right before a big launch.</w:t>
+      </w:r>
+    </w:p>
+    <w:p>
+      <w:pPr>
+        <w:pStyle w:val="BodyText"/>
+      </w:pPr>
+      <w:r>
+        <w:t xml:space="preserve">NOAH: Tom called Corwin? About me?</w:t>
+      </w:r>
+    </w:p>
+    <w:p>
+      <w:pPr>
+        <w:pStyle w:val="BodyText"/>
+      </w:pPr>
+      <w:r>
+        <w:t xml:space="preserve">MARCUS: He said,</w:t>
+      </w:r>
       <w:r>
         <w:t xml:space="preserve"> </w:t>
       </w:r>
       <w:r>
-        <w:t xml:space="preserve">노아: 마커스! 마커스 웹! 여기요.</w:t>
-      </w:r>
-    </w:p>
-    <w:p>
-      <w:pPr>
-        <w:numPr>
-          <w:ilvl w:val="0"/>
-          <w:numId w:val="1001"/>
-        </w:numPr>
-      </w:pPr>
-      <w:r>
-        <w:t xml:space="preserve">MARCUS: Noah Bennett. The Halvern marketing guy. What are you doing here?</w:t>
-      </w:r>
-      <w:r>
-        <w:t xml:space="preserve"> </w:t>
-      </w:r>
-      <w:r>
-        <w:t xml:space="preserve">마커스: 노아 베넷. 할번 마케팅 담당. 여긴 웬일이야?</w:t>
-      </w:r>
-    </w:p>
-    <w:p>
-      <w:pPr>
-        <w:numPr>
-          <w:ilvl w:val="0"/>
-          <w:numId w:val="1001"/>
-        </w:numPr>
-      </w:pPr>
-      <w:r>
-        <w:t xml:space="preserve">NOAH: Waiting for you. Your shift ends at six, right?</w:t>
-      </w:r>
-      <w:r>
-        <w:t xml:space="preserve"> </w:t>
-      </w:r>
-      <w:r>
-        <w:t xml:space="preserve">노아: 형님 기다렸죠. 6시에 근무 끝나잖아요.</w:t>
-      </w:r>
-    </w:p>
-    <w:p>
-      <w:pPr>
-        <w:numPr>
-          <w:ilvl w:val="0"/>
-          <w:numId w:val="1001"/>
-        </w:numPr>
-      </w:pPr>
-      <w:r>
-        <w:t xml:space="preserve">MARCUS: Every day for nine years. You could’ve called.</w:t>
-      </w:r>
-      <w:r>
-        <w:t xml:space="preserve"> </w:t>
-      </w:r>
-      <w:r>
-        <w:t xml:space="preserve">마커스: 9년째 매일. 전화하지 그랬어.</w:t>
-      </w:r>
-    </w:p>
-    <w:p>
-      <w:pPr>
-        <w:numPr>
-          <w:ilvl w:val="0"/>
-          <w:numId w:val="1001"/>
-        </w:numPr>
-      </w:pPr>
-      <w:r>
-        <w:t xml:space="preserve">NOAH: Some things are better face to face.</w:t>
-      </w:r>
-      <w:r>
-        <w:t xml:space="preserve"> </w:t>
-      </w:r>
-      <w:r>
-        <w:t xml:space="preserve">노아: 어떤 얘기는 얼굴 보고 하는 게 낫잖아요.</w:t>
-      </w:r>
-    </w:p>
-    <w:p>
-      <w:pPr>
-        <w:numPr>
-          <w:ilvl w:val="0"/>
-          <w:numId w:val="1001"/>
-        </w:numPr>
-      </w:pPr>
-      <w:r>
-        <w:t xml:space="preserve">MARCUS: Uh-huh. Is this about you quitting Halvern?</w:t>
-      </w:r>
-      <w:r>
-        <w:t xml:space="preserve"> </w:t>
-      </w:r>
-      <w:r>
-        <w:t xml:space="preserve">마커스: 그래. 자네가 할번 그만둔다는 얘기야?</w:t>
-      </w:r>
-    </w:p>
-    <w:p>
-      <w:pPr>
-        <w:numPr>
-          <w:ilvl w:val="0"/>
-          <w:numId w:val="1001"/>
-        </w:numPr>
-      </w:pPr>
-      <w:r>
-        <w:t xml:space="preserve">NOAH: Wait. How do you know about that?</w:t>
-      </w:r>
-      <w:r>
-        <w:t xml:space="preserve"> </w:t>
-      </w:r>
-      <w:r>
-        <w:t xml:space="preserve">노아: 잠깐만요. 그걸 어떻게 알아요?</w:t>
-      </w:r>
-    </w:p>
-    <w:p>
-      <w:pPr>
-        <w:numPr>
-          <w:ilvl w:val="0"/>
-          <w:numId w:val="1001"/>
-        </w:numPr>
-      </w:pPr>
-      <w:r>
-        <w:t xml:space="preserve">MARCUS: Your boss called our plant director on Tuesday. Word travels fast in this business, Noah, especially when a star marketing guy quits right before a big launch.</w:t>
-      </w:r>
-      <w:r>
-        <w:t xml:space="preserve"> </w:t>
-      </w:r>
-      <w:r>
-        <w:t xml:space="preserve">마커스: 자네 상사가 화요일에 우리 공장장한테 전화했어. 이 바닥은 소문이 빨라, 노아. 특히 잘나가는 마케팅 담당이 큰 출시 직전에 그만두면 더 그렇지.</w:t>
-      </w:r>
-    </w:p>
-    <w:p>
-      <w:pPr>
-        <w:numPr>
-          <w:ilvl w:val="0"/>
-          <w:numId w:val="1001"/>
-        </w:numPr>
-      </w:pPr>
-      <w:r>
-        <w:t xml:space="preserve">NOAH: Tom called Corwin? About me?</w:t>
-      </w:r>
-      <w:r>
-        <w:t xml:space="preserve"> </w:t>
-      </w:r>
-      <w:r>
-        <w:t xml:space="preserve">노아: 톰이 코윈에 전화를 했다고요? 저 때문에?</w:t>
-      </w:r>
-    </w:p>
-    <w:p>
-      <w:pPr>
-        <w:numPr>
-          <w:ilvl w:val="0"/>
-          <w:numId w:val="1001"/>
-        </w:numPr>
-      </w:pPr>
-      <w:r>
-        <w:t xml:space="preserve">MARCUS: He said,</w:t>
-      </w:r>
-      <w:r>
-        <w:t xml:space="preserve"> </w:t>
-      </w:r>
-      <w:r>
         <w:t xml:space="preserve">“</w:t>
       </w:r>
       <w:r>
@@ -338,108 +254,45 @@
       <w:r>
         <w:t xml:space="preserve">”</w:t>
       </w:r>
-      <w:r>
-        <w:t xml:space="preserve"> </w:t>
-      </w:r>
-      <w:r>
-        <w:t xml:space="preserve">마커스: 그러더라고.</w:t>
-      </w:r>
-      <w:r>
-        <w:t xml:space="preserve"> </w:t>
-      </w:r>
-      <w:r>
-        <w:t xml:space="preserve">“</w:t>
-      </w:r>
-      <w:r>
-        <w:t xml:space="preserve">노아가 와서 이것저것 물어보면 알려 달라.</w:t>
-      </w:r>
-      <w:r>
-        <w:t xml:space="preserve">”</w:t>
-      </w:r>
-    </w:p>
-    <w:p>
-      <w:pPr>
-        <w:numPr>
-          <w:ilvl w:val="0"/>
-          <w:numId w:val="1001"/>
-        </w:numPr>
+    </w:p>
+    <w:p>
+      <w:pPr>
+        <w:pStyle w:val="BodyText"/>
       </w:pPr>
       <w:r>
         <w:t xml:space="preserve">NOAH: Wow. He wasn’t kidding.</w:t>
       </w:r>
-      <w:r>
-        <w:t xml:space="preserve"> </w:t>
-      </w:r>
-      <w:r>
-        <w:t xml:space="preserve">노아: 와. 농담이 아니었네.</w:t>
-      </w:r>
-    </w:p>
-    <w:p>
-      <w:pPr>
-        <w:numPr>
-          <w:ilvl w:val="0"/>
-          <w:numId w:val="1001"/>
-        </w:numPr>
+    </w:p>
+    <w:p>
+      <w:pPr>
+        <w:pStyle w:val="BodyText"/>
       </w:pPr>
       <w:r>
         <w:t xml:space="preserve">MARCUS: So. You’re here asking questions.</w:t>
       </w:r>
-      <w:r>
-        <w:t xml:space="preserve"> </w:t>
-      </w:r>
-      <w:r>
-        <w:t xml:space="preserve">마커스: 그래서. 자네가 여기 와서 질문을 하고 있네.</w:t>
-      </w:r>
-    </w:p>
-    <w:p>
-      <w:pPr>
-        <w:numPr>
-          <w:ilvl w:val="0"/>
-          <w:numId w:val="1001"/>
-        </w:numPr>
+    </w:p>
+    <w:p>
+      <w:pPr>
+        <w:pStyle w:val="BodyText"/>
       </w:pPr>
       <w:r>
         <w:t xml:space="preserve">NOAH: I’m here to buy you dinner. Questions are optional.</w:t>
       </w:r>
-      <w:r>
-        <w:t xml:space="preserve"> </w:t>
-      </w:r>
-      <w:r>
-        <w:t xml:space="preserve">노아: 저녁 사 드리러 왔어요. 질문은 선택 사항이고요.</w:t>
-      </w:r>
-    </w:p>
-    <w:p>
-      <w:pPr>
-        <w:numPr>
-          <w:ilvl w:val="0"/>
-          <w:numId w:val="1001"/>
-        </w:numPr>
+    </w:p>
+    <w:p>
+      <w:pPr>
+        <w:pStyle w:val="BodyText"/>
       </w:pPr>
       <w:r>
         <w:t xml:space="preserve">MARCUS: Rosie’s Diner, across the road. Best pie in Round Rock.</w:t>
       </w:r>
-      <w:r>
-        <w:t xml:space="preserve"> </w:t>
-      </w:r>
-      <w:r>
-        <w:t xml:space="preserve">마커스: 길 건너 로지네 식당. 라운드록에서 파이가 제일 맛있어.</w:t>
-      </w:r>
-    </w:p>
-    <w:p>
-      <w:pPr>
-        <w:numPr>
-          <w:ilvl w:val="0"/>
-          <w:numId w:val="1001"/>
-        </w:numPr>
+    </w:p>
+    <w:p>
+      <w:pPr>
+        <w:pStyle w:val="BodyText"/>
       </w:pPr>
       <w:r>
         <w:t xml:space="preserve">NOAH: Lead the way.</w:t>
-      </w:r>
-      <w:r>
-        <w:t xml:space="preserve"> </w:t>
-      </w:r>
-      <w:r>
-        <w:t xml:space="preserve">노아: 앞장서세요.</w:t>
       </w:r>
     </w:p>
     <w:bookmarkEnd w:id="21"/>
@@ -454,597 +307,282 @@
     </w:p>
     <w:p>
       <w:pPr>
-        <w:numPr>
-          <w:ilvl w:val="0"/>
-          <w:numId w:val="1002"/>
-        </w:numPr>
+        <w:pStyle w:val="FirstParagraph"/>
       </w:pPr>
       <w:r>
         <w:t xml:space="preserve">ROSIE: Marcus, honey. The usual? Meatloaf and pecan pie?</w:t>
       </w:r>
-      <w:r>
-        <w:t xml:space="preserve"> </w:t>
-      </w:r>
-      <w:r>
-        <w:t xml:space="preserve">로지: 마커스, 왔어? 늘 먹던 걸로? 미트로프랑 피칸 파이?</w:t>
-      </w:r>
-    </w:p>
-    <w:p>
-      <w:pPr>
-        <w:numPr>
-          <w:ilvl w:val="0"/>
-          <w:numId w:val="1002"/>
-        </w:numPr>
+    </w:p>
+    <w:p>
+      <w:pPr>
+        <w:pStyle w:val="BodyText"/>
       </w:pPr>
       <w:r>
         <w:t xml:space="preserve">MARCUS: Copy that, Rosie. And whatever my friend wants.</w:t>
       </w:r>
-      <w:r>
-        <w:t xml:space="preserve"> </w:t>
-      </w:r>
-      <w:r>
-        <w:t xml:space="preserve">마커스: 그걸로요, 로지. 그리고 이 친구 먹고 싶은 거.</w:t>
-      </w:r>
-    </w:p>
-    <w:p>
-      <w:pPr>
-        <w:numPr>
-          <w:ilvl w:val="0"/>
-          <w:numId w:val="1002"/>
-        </w:numPr>
+    </w:p>
+    <w:p>
+      <w:pPr>
+        <w:pStyle w:val="BodyText"/>
       </w:pPr>
       <w:r>
         <w:t xml:space="preserve">NOAH: Same for me, please. Thanks.</w:t>
       </w:r>
-      <w:r>
-        <w:t xml:space="preserve"> </w:t>
-      </w:r>
-      <w:r>
-        <w:t xml:space="preserve">노아: 저도 같은 걸로 주세요. 감사합니다.</w:t>
-      </w:r>
-    </w:p>
-    <w:p>
-      <w:pPr>
-        <w:numPr>
-          <w:ilvl w:val="0"/>
-          <w:numId w:val="1002"/>
-        </w:numPr>
+    </w:p>
+    <w:p>
+      <w:pPr>
+        <w:pStyle w:val="BodyText"/>
       </w:pPr>
       <w:r>
         <w:t xml:space="preserve">ROSIE: Two meatloaves. Coming up.</w:t>
       </w:r>
-      <w:r>
-        <w:t xml:space="preserve"> </w:t>
-      </w:r>
-      <w:r>
-        <w:t xml:space="preserve">로지: 미트로프 두 개. 금방 나와요.</w:t>
-      </w:r>
-    </w:p>
-    <w:p>
-      <w:pPr>
-        <w:numPr>
-          <w:ilvl w:val="0"/>
-          <w:numId w:val="1002"/>
-        </w:numPr>
+    </w:p>
+    <w:p>
+      <w:pPr>
+        <w:pStyle w:val="BodyText"/>
       </w:pPr>
       <w:r>
         <w:t xml:space="preserve">MARCUS: Okay, Noah. What’s the mission? Give it to me straight.</w:t>
       </w:r>
-      <w:r>
-        <w:t xml:space="preserve"> </w:t>
-      </w:r>
-      <w:r>
-        <w:t xml:space="preserve">마커스: 좋아, 노아. 임무가 뭐야? 돌려 말하지 말고.</w:t>
-      </w:r>
-    </w:p>
-    <w:p>
-      <w:pPr>
-        <w:numPr>
-          <w:ilvl w:val="0"/>
-          <w:numId w:val="1002"/>
-        </w:numPr>
+    </w:p>
+    <w:p>
+      <w:pPr>
+        <w:pStyle w:val="BodyText"/>
       </w:pPr>
       <w:r>
         <w:t xml:space="preserve">NOAH: I’m starting a company. A new kind of filler.</w:t>
       </w:r>
-      <w:r>
-        <w:t xml:space="preserve"> </w:t>
-      </w:r>
-      <w:r>
-        <w:t xml:space="preserve">노아: 회사를 차려요. 새로운 종류의 필러요.</w:t>
-      </w:r>
-    </w:p>
-    <w:p>
-      <w:pPr>
-        <w:numPr>
-          <w:ilvl w:val="0"/>
-          <w:numId w:val="1002"/>
-        </w:numPr>
+    </w:p>
+    <w:p>
+      <w:pPr>
+        <w:pStyle w:val="BodyText"/>
       </w:pPr>
       <w:r>
         <w:t xml:space="preserve">MARCUS: A filler company. So Tom was right to call.</w:t>
       </w:r>
-      <w:r>
-        <w:t xml:space="preserve"> </w:t>
-      </w:r>
-      <w:r>
-        <w:t xml:space="preserve">마커스: 필러 회사라. 그러니까 톰이 전화할 만했네.</w:t>
-      </w:r>
-    </w:p>
-    <w:p>
-      <w:pPr>
-        <w:numPr>
-          <w:ilvl w:val="0"/>
-          <w:numId w:val="1002"/>
-        </w:numPr>
+    </w:p>
+    <w:p>
+      <w:pPr>
+        <w:pStyle w:val="BodyText"/>
       </w:pPr>
       <w:r>
         <w:t xml:space="preserve">NOAH: Picture this. A filler that lasts a year, like Lumaderm.</w:t>
       </w:r>
-      <w:r>
-        <w:t xml:space="preserve"> </w:t>
-      </w:r>
-      <w:r>
-        <w:t xml:space="preserve">노아: 상상해 보세요. 루마덤처럼 1년 가는 필러.</w:t>
-      </w:r>
-    </w:p>
-    <w:p>
-      <w:pPr>
-        <w:numPr>
-          <w:ilvl w:val="0"/>
-          <w:numId w:val="1002"/>
-        </w:numPr>
+    </w:p>
+    <w:p>
+      <w:pPr>
+        <w:pStyle w:val="BodyText"/>
       </w:pPr>
       <w:r>
         <w:t xml:space="preserve">MARCUS: Okay. Picturing it.</w:t>
       </w:r>
-      <w:r>
-        <w:t xml:space="preserve"> </w:t>
-      </w:r>
-      <w:r>
-        <w:t xml:space="preserve">마커스: 그래. 상상하는 중이야.</w:t>
-      </w:r>
-    </w:p>
-    <w:p>
-      <w:pPr>
-        <w:numPr>
-          <w:ilvl w:val="0"/>
-          <w:numId w:val="1002"/>
-        </w:numPr>
+    </w:p>
+    <w:p>
+      <w:pPr>
+        <w:pStyle w:val="BodyText"/>
       </w:pPr>
       <w:r>
         <w:t xml:space="preserve">NOAH: But in an emergency, it dissolves three times faster.</w:t>
       </w:r>
-      <w:r>
-        <w:t xml:space="preserve"> </w:t>
-      </w:r>
-      <w:r>
-        <w:t xml:space="preserve">노아: 그런데 응급 상황에선 세 배 빨리 녹아요.</w:t>
-      </w:r>
-    </w:p>
-    <w:p>
-      <w:pPr>
-        <w:numPr>
-          <w:ilvl w:val="0"/>
-          <w:numId w:val="1002"/>
-        </w:numPr>
+    </w:p>
+    <w:p>
+      <w:pPr>
+        <w:pStyle w:val="BodyText"/>
       </w:pPr>
       <w:r>
         <w:t xml:space="preserve">MARCUS: Why does that matter?</w:t>
       </w:r>
-      <w:r>
-        <w:t xml:space="preserve"> </w:t>
-      </w:r>
-      <w:r>
-        <w:t xml:space="preserve">마커스: 그게 왜 중요한데?</w:t>
-      </w:r>
-    </w:p>
-    <w:p>
-      <w:pPr>
-        <w:numPr>
-          <w:ilvl w:val="0"/>
-          <w:numId w:val="1002"/>
-        </w:numPr>
+    </w:p>
+    <w:p>
+      <w:pPr>
+        <w:pStyle w:val="BodyText"/>
       </w:pPr>
       <w:r>
         <w:t xml:space="preserve">NOAH: When filler blocks a blood vessel, minutes decide everything. If the doctor can’t dissolve it quickly, the patient can lose skin, and in the worst cases, even their eyesight.</w:t>
       </w:r>
-      <w:r>
-        <w:t xml:space="preserve"> </w:t>
-      </w:r>
-      <w:r>
-        <w:t xml:space="preserve">노아: 필러가 혈관을 막으면 몇 분이 모든 걸 결정해요. 의사가 빨리 녹이지 못하면 환자는 피부를 잃을 수 있고, 최악의 경우엔 시력까지 잃을 수 있어요.</w:t>
-      </w:r>
-    </w:p>
-    <w:p>
-      <w:pPr>
-        <w:numPr>
-          <w:ilvl w:val="0"/>
-          <w:numId w:val="1002"/>
-        </w:numPr>
+    </w:p>
+    <w:p>
+      <w:pPr>
+        <w:pStyle w:val="BodyText"/>
       </w:pPr>
       <w:r>
         <w:t xml:space="preserve">MARCUS: And who makes this miracle filler?</w:t>
       </w:r>
-      <w:r>
-        <w:t xml:space="preserve"> </w:t>
-      </w:r>
-      <w:r>
-        <w:t xml:space="preserve">마커스: 그 기적의 필러는 누가 만드는데?</w:t>
-      </w:r>
-    </w:p>
-    <w:p>
-      <w:pPr>
-        <w:numPr>
-          <w:ilvl w:val="0"/>
-          <w:numId w:val="1002"/>
-        </w:numPr>
+    </w:p>
+    <w:p>
+      <w:pPr>
+        <w:pStyle w:val="BodyText"/>
       </w:pPr>
       <w:r>
         <w:t xml:space="preserve">NOAH: A chemist named Priya Raman. She invented the chemistry in grad school.</w:t>
       </w:r>
-      <w:r>
-        <w:t xml:space="preserve"> </w:t>
-      </w:r>
-      <w:r>
-        <w:t xml:space="preserve">노아: 프리야 라만이라는 화학자요. 대학원에서 그 화학을 발명했어요.</w:t>
-      </w:r>
-    </w:p>
-    <w:p>
-      <w:pPr>
-        <w:numPr>
-          <w:ilvl w:val="0"/>
-          <w:numId w:val="1002"/>
-        </w:numPr>
+    </w:p>
+    <w:p>
+      <w:pPr>
+        <w:pStyle w:val="BodyText"/>
       </w:pPr>
       <w:r>
         <w:t xml:space="preserve">MARCUS: Invented it in a lab. Has anyone made it at scale?</w:t>
       </w:r>
-      <w:r>
-        <w:t xml:space="preserve"> </w:t>
-      </w:r>
-      <w:r>
-        <w:t xml:space="preserve">마커스: 실험실에서 발명했다. 대량으로 만들어 본 사람은 있어?</w:t>
-      </w:r>
-    </w:p>
-    <w:p>
-      <w:pPr>
-        <w:numPr>
-          <w:ilvl w:val="0"/>
-          <w:numId w:val="1002"/>
-        </w:numPr>
+    </w:p>
+    <w:p>
+      <w:pPr>
+        <w:pStyle w:val="BodyText"/>
       </w:pPr>
       <w:r>
         <w:t xml:space="preserve">NOAH: No. That’s why I’m here.</w:t>
       </w:r>
-      <w:r>
-        <w:t xml:space="preserve"> </w:t>
-      </w:r>
-      <w:r>
-        <w:t xml:space="preserve">노아: 아니요. 그래서 제가 여기 온 거예요.</w:t>
-      </w:r>
-    </w:p>
-    <w:p>
-      <w:pPr>
-        <w:numPr>
-          <w:ilvl w:val="0"/>
-          <w:numId w:val="1002"/>
-        </w:numPr>
+    </w:p>
+    <w:p>
+      <w:pPr>
+        <w:pStyle w:val="BodyText"/>
       </w:pPr>
       <w:r>
         <w:t xml:space="preserve">MARCUS: Ah. Now I get the meatloaf.</w:t>
       </w:r>
-      <w:r>
-        <w:t xml:space="preserve"> </w:t>
-      </w:r>
-      <w:r>
-        <w:t xml:space="preserve">마커스: 아. 이제 미트로프의 의미를 알겠군.</w:t>
-      </w:r>
-    </w:p>
-    <w:p>
-      <w:pPr>
-        <w:numPr>
-          <w:ilvl w:val="0"/>
-          <w:numId w:val="1002"/>
-        </w:numPr>
+    </w:p>
+    <w:p>
+      <w:pPr>
+        <w:pStyle w:val="BodyText"/>
       </w:pPr>
       <w:r>
         <w:t xml:space="preserve">NOAH: You run the fill line at Corwin. Sterile syringes, every day.</w:t>
       </w:r>
-      <w:r>
-        <w:t xml:space="preserve"> </w:t>
-      </w:r>
-      <w:r>
-        <w:t xml:space="preserve">노아: 형님은 코윈에서 충전 라인을 맡고 있잖아요. 매일 무균 주사기를요.</w:t>
-      </w:r>
-    </w:p>
-    <w:p>
-      <w:pPr>
-        <w:numPr>
-          <w:ilvl w:val="0"/>
-          <w:numId w:val="1002"/>
-        </w:numPr>
+    </w:p>
+    <w:p>
+      <w:pPr>
+        <w:pStyle w:val="BodyText"/>
       </w:pPr>
       <w:r>
         <w:t xml:space="preserve">MARCUS: Four million syringes a year. Zero recalls on my watch.</w:t>
       </w:r>
-      <w:r>
-        <w:t xml:space="preserve"> </w:t>
-      </w:r>
-      <w:r>
-        <w:t xml:space="preserve">마커스: 1년에 주사기 400만 개. 내가 맡은 동안 리콜 제로.</w:t>
-      </w:r>
-    </w:p>
-    <w:p>
-      <w:pPr>
-        <w:numPr>
-          <w:ilvl w:val="0"/>
-          <w:numId w:val="1002"/>
-        </w:numPr>
+    </w:p>
+    <w:p>
+      <w:pPr>
+        <w:pStyle w:val="BodyText"/>
       </w:pPr>
       <w:r>
         <w:t xml:space="preserve">NOAH: That’s exactly why I need you.</w:t>
       </w:r>
-      <w:r>
-        <w:t xml:space="preserve"> </w:t>
-      </w:r>
-      <w:r>
-        <w:t xml:space="preserve">노아: 바로 그래서 형님이 필요한 거예요.</w:t>
-      </w:r>
-    </w:p>
-    <w:p>
-      <w:pPr>
-        <w:numPr>
-          <w:ilvl w:val="0"/>
-          <w:numId w:val="1002"/>
-        </w:numPr>
+    </w:p>
+    <w:p>
+      <w:pPr>
+        <w:pStyle w:val="BodyText"/>
       </w:pPr>
       <w:r>
         <w:t xml:space="preserve">MARCUS: Noah, a lab gel and a sterile product are different animals.</w:t>
       </w:r>
-      <w:r>
-        <w:t xml:space="preserve"> </w:t>
-      </w:r>
-      <w:r>
-        <w:t xml:space="preserve">마커스: 노아, 실험실 젤이랑 무균 제품은 완전히 다른 물건이야.</w:t>
-      </w:r>
-    </w:p>
-    <w:p>
-      <w:pPr>
-        <w:numPr>
-          <w:ilvl w:val="0"/>
-          <w:numId w:val="1002"/>
-        </w:numPr>
+    </w:p>
+    <w:p>
+      <w:pPr>
+        <w:pStyle w:val="BodyText"/>
       </w:pPr>
       <w:r>
         <w:t xml:space="preserve">NOAH: Tell me how.</w:t>
       </w:r>
-      <w:r>
-        <w:t xml:space="preserve"> </w:t>
-      </w:r>
-      <w:r>
-        <w:t xml:space="preserve">노아: 어떻게 다른지 말해 주세요.</w:t>
-      </w:r>
-    </w:p>
-    <w:p>
-      <w:pPr>
-        <w:numPr>
-          <w:ilvl w:val="0"/>
-          <w:numId w:val="1002"/>
-        </w:numPr>
+    </w:p>
+    <w:p>
+      <w:pPr>
+        <w:pStyle w:val="BodyText"/>
       </w:pPr>
       <w:r>
         <w:t xml:space="preserve">MARCUS: The gel has to survive the autoclave. That means high heat and high pressure, every single batch, because a product that goes into someone’s face has to be completely sterile.</w:t>
       </w:r>
-      <w:r>
-        <w:t xml:space="preserve"> </w:t>
-      </w:r>
-      <w:r>
-        <w:t xml:space="preserve">마커스: 젤이 고압 멸균기를 견뎌야 해. 높은 열, 높은 압력이지. 매 배치마다. 사람 얼굴에 들어가는 제품은 완벽하게 무균이어야 하니까.</w:t>
-      </w:r>
-    </w:p>
-    <w:p>
-      <w:pPr>
-        <w:numPr>
-          <w:ilvl w:val="0"/>
-          <w:numId w:val="1002"/>
-        </w:numPr>
+    </w:p>
+    <w:p>
+      <w:pPr>
+        <w:pStyle w:val="BodyText"/>
       </w:pPr>
       <w:r>
         <w:t xml:space="preserve">NOAH: And if the weak links break in the heat?</w:t>
       </w:r>
-      <w:r>
-        <w:t xml:space="preserve"> </w:t>
-      </w:r>
-      <w:r>
-        <w:t xml:space="preserve">노아: 열 때문에 약한 연결고리가 끊어지면요?</w:t>
-      </w:r>
-    </w:p>
-    <w:p>
-      <w:pPr>
-        <w:numPr>
-          <w:ilvl w:val="0"/>
-          <w:numId w:val="1002"/>
-        </w:numPr>
+    </w:p>
+    <w:p>
+      <w:pPr>
+        <w:pStyle w:val="BodyText"/>
       </w:pPr>
       <w:r>
         <w:t xml:space="preserve">MARCUS: Then your miracle filler turns into water. Expensive water.</w:t>
       </w:r>
-      <w:r>
-        <w:t xml:space="preserve"> </w:t>
-      </w:r>
-      <w:r>
-        <w:t xml:space="preserve">마커스: 그럼 기적의 필러가 물이 되는 거지. 비싼 물.</w:t>
-      </w:r>
-    </w:p>
-    <w:p>
-      <w:pPr>
-        <w:numPr>
-          <w:ilvl w:val="0"/>
-          <w:numId w:val="1002"/>
-        </w:numPr>
+    </w:p>
+    <w:p>
+      <w:pPr>
+        <w:pStyle w:val="BodyText"/>
       </w:pPr>
       <w:r>
         <w:t xml:space="preserve">NOAH: Okay. That’s a real risk. I’ll ask Priya.</w:t>
       </w:r>
-      <w:r>
-        <w:t xml:space="preserve"> </w:t>
-      </w:r>
-      <w:r>
-        <w:t xml:space="preserve">노아: 알겠어요. 진짜 리스크네요. 프리야한테 물어볼게요.</w:t>
-      </w:r>
-    </w:p>
-    <w:p>
-      <w:pPr>
-        <w:numPr>
-          <w:ilvl w:val="0"/>
-          <w:numId w:val="1002"/>
-        </w:numPr>
+    </w:p>
+    <w:p>
+      <w:pPr>
+        <w:pStyle w:val="BodyText"/>
       </w:pPr>
       <w:r>
         <w:t xml:space="preserve">MARCUS: And who fills it? You’ll need a contract manufacturer.</w:t>
       </w:r>
-      <w:r>
-        <w:t xml:space="preserve"> </w:t>
-      </w:r>
-      <w:r>
-        <w:t xml:space="preserve">마커스: 그리고 충전은 누가 해? 위탁생산업체가 필요할 텐데.</w:t>
-      </w:r>
-    </w:p>
-    <w:p>
-      <w:pPr>
-        <w:numPr>
-          <w:ilvl w:val="0"/>
-          <w:numId w:val="1002"/>
-        </w:numPr>
+    </w:p>
+    <w:p>
+      <w:pPr>
+        <w:pStyle w:val="BodyText"/>
       </w:pPr>
       <w:r>
         <w:t xml:space="preserve">NOAH: Like Corwin?</w:t>
       </w:r>
-      <w:r>
-        <w:t xml:space="preserve"> </w:t>
-      </w:r>
-      <w:r>
-        <w:t xml:space="preserve">노아: 코윈 같은 데요?</w:t>
-      </w:r>
-    </w:p>
-    <w:p>
-      <w:pPr>
-        <w:numPr>
-          <w:ilvl w:val="0"/>
-          <w:numId w:val="1002"/>
-        </w:numPr>
+    </w:p>
+    <w:p>
+      <w:pPr>
+        <w:pStyle w:val="BodyText"/>
       </w:pPr>
       <w:r>
         <w:t xml:space="preserve">MARCUS: Not Corwin. Corwin works for Halvern, so that’s a conflict of interest. Tom would hear about it in a day, and his lawyers would be at your door in two.</w:t>
       </w:r>
-      <w:r>
-        <w:t xml:space="preserve"> </w:t>
-      </w:r>
-      <w:r>
-        <w:t xml:space="preserve">마커스: 코윈은 안 돼. 코윈은 할번 일을 하니까 이해충돌이야. 톰은 하루 만에 알게 될 거고, 이틀이면 그쪽 변호사들이 자네 집 앞에 와 있을걸.</w:t>
-      </w:r>
-    </w:p>
-    <w:p>
-      <w:pPr>
-        <w:numPr>
-          <w:ilvl w:val="0"/>
-          <w:numId w:val="1002"/>
-        </w:numPr>
+    </w:p>
+    <w:p>
+      <w:pPr>
+        <w:pStyle w:val="BodyText"/>
       </w:pPr>
       <w:r>
         <w:t xml:space="preserve">NOAH: Right. Of course.</w:t>
       </w:r>
-      <w:r>
-        <w:t xml:space="preserve"> </w:t>
-      </w:r>
-      <w:r>
-        <w:t xml:space="preserve">노아: 그렇죠. 당연하죠.</w:t>
-      </w:r>
-    </w:p>
-    <w:p>
-      <w:pPr>
-        <w:numPr>
-          <w:ilvl w:val="0"/>
-          <w:numId w:val="1002"/>
-        </w:numPr>
+    </w:p>
+    <w:p>
+      <w:pPr>
+        <w:pStyle w:val="BodyText"/>
       </w:pPr>
       <w:r>
         <w:t xml:space="preserve">MARCUS: And you’ll need two of them. Not one.</w:t>
       </w:r>
-      <w:r>
-        <w:t xml:space="preserve"> </w:t>
-      </w:r>
-      <w:r>
-        <w:t xml:space="preserve">마커스: 그리고 그런 업체가 두 곳 필요해. 한 곳이 아니라.</w:t>
-      </w:r>
-    </w:p>
-    <w:p>
-      <w:pPr>
-        <w:numPr>
-          <w:ilvl w:val="0"/>
-          <w:numId w:val="1002"/>
-        </w:numPr>
+    </w:p>
+    <w:p>
+      <w:pPr>
+        <w:pStyle w:val="BodyText"/>
       </w:pPr>
       <w:r>
         <w:t xml:space="preserve">NOAH: Two? We can’t even afford one.</w:t>
       </w:r>
-      <w:r>
-        <w:t xml:space="preserve"> </w:t>
-      </w:r>
-      <w:r>
-        <w:t xml:space="preserve">노아: 두 곳이요? 한 곳도 감당이 안 되는데.</w:t>
-      </w:r>
-    </w:p>
-    <w:p>
-      <w:pPr>
-        <w:numPr>
-          <w:ilvl w:val="0"/>
-          <w:numId w:val="1002"/>
-        </w:numPr>
+    </w:p>
+    <w:p>
+      <w:pPr>
+        <w:pStyle w:val="BodyText"/>
       </w:pPr>
       <w:r>
         <w:t xml:space="preserve">MARCUS: Two is one, one is none. Army rule.</w:t>
       </w:r>
-      <w:r>
-        <w:t xml:space="preserve"> </w:t>
-      </w:r>
-      <w:r>
-        <w:t xml:space="preserve">마커스: 둘은 하나고, 하나는 없는 거다. 군대 규칙이야.</w:t>
-      </w:r>
-    </w:p>
-    <w:p>
-      <w:pPr>
-        <w:numPr>
-          <w:ilvl w:val="0"/>
-          <w:numId w:val="1002"/>
-        </w:numPr>
+    </w:p>
+    <w:p>
+      <w:pPr>
+        <w:pStyle w:val="BodyText"/>
       </w:pPr>
       <w:r>
         <w:t xml:space="preserve">NOAH: What does that mean?</w:t>
       </w:r>
-      <w:r>
-        <w:t xml:space="preserve"> </w:t>
-      </w:r>
-      <w:r>
-        <w:t xml:space="preserve">노아: 무슨 뜻이에요?</w:t>
-      </w:r>
-    </w:p>
-    <w:p>
-      <w:pPr>
-        <w:numPr>
-          <w:ilvl w:val="0"/>
-          <w:numId w:val="1002"/>
-        </w:numPr>
+    </w:p>
+    <w:p>
+      <w:pPr>
+        <w:pStyle w:val="BodyText"/>
       </w:pPr>
       <w:r>
         <w:t xml:space="preserve">MARCUS: If you only have one, and it fails, you have nothing.</w:t>
-      </w:r>
-      <w:r>
-        <w:t xml:space="preserve"> </w:t>
-      </w:r>
-      <w:r>
-        <w:t xml:space="preserve">마커스: 하나밖에 없는데 그게 고장 나면, 아무것도 없는 거야.</w:t>
       </w:r>
     </w:p>
     <w:bookmarkEnd w:id="22"/>
@@ -1071,512 +609,242 @@
     </w:p>
     <w:p>
       <w:pPr>
-        <w:numPr>
-          <w:ilvl w:val="0"/>
-          <w:numId w:val="1003"/>
-        </w:numPr>
+        <w:pStyle w:val="FirstParagraph"/>
       </w:pPr>
       <w:r>
         <w:t xml:space="preserve">ROSIE: Two meatloaves. Pie comes after you clean your plates.</w:t>
       </w:r>
-      <w:r>
-        <w:t xml:space="preserve"> </w:t>
-      </w:r>
-      <w:r>
-        <w:t xml:space="preserve">로지: 미트로프 두 개요. 파이는 접시 다 비우면 줄 거예요.</w:t>
-      </w:r>
-    </w:p>
-    <w:p>
-      <w:pPr>
-        <w:numPr>
-          <w:ilvl w:val="0"/>
-          <w:numId w:val="1003"/>
-        </w:numPr>
+    </w:p>
+    <w:p>
+      <w:pPr>
+        <w:pStyle w:val="BodyText"/>
       </w:pPr>
       <w:r>
         <w:t xml:space="preserve">MARCUS: Yes, ma’am.</w:t>
       </w:r>
-      <w:r>
-        <w:t xml:space="preserve"> </w:t>
-      </w:r>
-      <w:r>
-        <w:t xml:space="preserve">마커스: 네, 알겠습니다.</w:t>
-      </w:r>
-    </w:p>
-    <w:p>
-      <w:pPr>
-        <w:numPr>
-          <w:ilvl w:val="0"/>
-          <w:numId w:val="1003"/>
-        </w:numPr>
+    </w:p>
+    <w:p>
+      <w:pPr>
+        <w:pStyle w:val="BodyText"/>
       </w:pPr>
       <w:r>
         <w:t xml:space="preserve">NOAH: Where did you learn that rule? Two is one.</w:t>
       </w:r>
-      <w:r>
-        <w:t xml:space="preserve"> </w:t>
-      </w:r>
-      <w:r>
-        <w:t xml:space="preserve">노아: 그 규칙은 어디서 배웠어요? 둘은 하나라는 거.</w:t>
-      </w:r>
-    </w:p>
-    <w:p>
-      <w:pPr>
-        <w:numPr>
-          <w:ilvl w:val="0"/>
-          <w:numId w:val="1003"/>
-        </w:numPr>
+    </w:p>
+    <w:p>
+      <w:pPr>
+        <w:pStyle w:val="BodyText"/>
       </w:pPr>
       <w:r>
         <w:t xml:space="preserve">MARCUS: Afghanistan. I ran supply for a whole battalion.</w:t>
       </w:r>
-      <w:r>
-        <w:t xml:space="preserve"> </w:t>
-      </w:r>
-      <w:r>
-        <w:t xml:space="preserve">마커스: 아프가니스탄. 대대 전체의 보급을 맡았지.</w:t>
-      </w:r>
-    </w:p>
-    <w:p>
-      <w:pPr>
-        <w:numPr>
-          <w:ilvl w:val="0"/>
-          <w:numId w:val="1003"/>
-        </w:numPr>
+    </w:p>
+    <w:p>
+      <w:pPr>
+        <w:pStyle w:val="BodyText"/>
       </w:pPr>
       <w:r>
         <w:t xml:space="preserve">NOAH: That sounds intense.</w:t>
       </w:r>
-      <w:r>
-        <w:t xml:space="preserve"> </w:t>
-      </w:r>
-      <w:r>
-        <w:t xml:space="preserve">노아: 엄청 힘들었겠네요.</w:t>
-      </w:r>
-    </w:p>
-    <w:p>
-      <w:pPr>
-        <w:numPr>
-          <w:ilvl w:val="0"/>
-          <w:numId w:val="1003"/>
-        </w:numPr>
+    </w:p>
+    <w:p>
+      <w:pPr>
+        <w:pStyle w:val="BodyText"/>
       </w:pPr>
       <w:r>
         <w:t xml:space="preserve">MARCUS: One supply route got blocked for nine days, and we had no backup. Nine days of counting food, water, and medicine, and deciding every morning what we could live without.</w:t>
       </w:r>
-      <w:r>
-        <w:t xml:space="preserve"> </w:t>
-      </w:r>
-      <w:r>
-        <w:t xml:space="preserve">마커스: 보급로 하나가 9일 동안 막혔는데, 대안이 없었어. 9일 동안 식량, 물, 약을 세면서, 매일 아침 뭘 포기하고 버틸지 정해야 했지.</w:t>
-      </w:r>
-    </w:p>
-    <w:p>
-      <w:pPr>
-        <w:numPr>
-          <w:ilvl w:val="0"/>
-          <w:numId w:val="1003"/>
-        </w:numPr>
+    </w:p>
+    <w:p>
+      <w:pPr>
+        <w:pStyle w:val="BodyText"/>
       </w:pPr>
       <w:r>
         <w:t xml:space="preserve">NOAH: What happened?</w:t>
       </w:r>
-      <w:r>
-        <w:t xml:space="preserve"> </w:t>
-      </w:r>
-      <w:r>
-        <w:t xml:space="preserve">노아: 어떻게 됐어요?</w:t>
-      </w:r>
-    </w:p>
-    <w:p>
-      <w:pPr>
-        <w:numPr>
-          <w:ilvl w:val="0"/>
-          <w:numId w:val="1003"/>
-        </w:numPr>
+    </w:p>
+    <w:p>
+      <w:pPr>
+        <w:pStyle w:val="BodyText"/>
       </w:pPr>
       <w:r>
         <w:t xml:space="preserve">MARCUS: We got through. Barely. I never forgot it.</w:t>
       </w:r>
-      <w:r>
-        <w:t xml:space="preserve"> </w:t>
-      </w:r>
-      <w:r>
-        <w:t xml:space="preserve">마커스: 버텨 냈어. 겨우. 그 뒤로 절대 안 잊었고.</w:t>
-      </w:r>
-    </w:p>
-    <w:p>
-      <w:pPr>
-        <w:numPr>
-          <w:ilvl w:val="0"/>
-          <w:numId w:val="1003"/>
-        </w:numPr>
+    </w:p>
+    <w:p>
+      <w:pPr>
+        <w:pStyle w:val="BodyText"/>
       </w:pPr>
       <w:r>
         <w:t xml:space="preserve">NOAH: That’s the kind of thinking we need.</w:t>
       </w:r>
-      <w:r>
-        <w:t xml:space="preserve"> </w:t>
-      </w:r>
-      <w:r>
-        <w:t xml:space="preserve">노아: 바로 그런 사고방식이 우리한테 필요해요.</w:t>
-      </w:r>
-    </w:p>
-    <w:p>
-      <w:pPr>
-        <w:numPr>
-          <w:ilvl w:val="0"/>
-          <w:numId w:val="1003"/>
-        </w:numPr>
+    </w:p>
+    <w:p>
+      <w:pPr>
+        <w:pStyle w:val="BodyText"/>
       </w:pPr>
       <w:r>
         <w:t xml:space="preserve">MARCUS: Let me ask you something, Noah. What’s in it for me?</w:t>
       </w:r>
-      <w:r>
-        <w:t xml:space="preserve"> </w:t>
-      </w:r>
-      <w:r>
-        <w:t xml:space="preserve">마커스: 하나 묻자, 노아. 나한테 좋은 게 뭐야?</w:t>
-      </w:r>
-    </w:p>
-    <w:p>
-      <w:pPr>
-        <w:numPr>
-          <w:ilvl w:val="0"/>
-          <w:numId w:val="1003"/>
-        </w:numPr>
+    </w:p>
+    <w:p>
+      <w:pPr>
+        <w:pStyle w:val="BodyText"/>
       </w:pPr>
       <w:r>
         <w:t xml:space="preserve">NOAH: Equity. You’d be a co-founder. COO.</w:t>
       </w:r>
-      <w:r>
-        <w:t xml:space="preserve"> </w:t>
-      </w:r>
-      <w:r>
-        <w:t xml:space="preserve">노아: 지분이요. 공동창업자가 되는 거예요. COO로.</w:t>
-      </w:r>
-    </w:p>
-    <w:p>
-      <w:pPr>
-        <w:numPr>
-          <w:ilvl w:val="0"/>
-          <w:numId w:val="1003"/>
-        </w:numPr>
+    </w:p>
+    <w:p>
+      <w:pPr>
+        <w:pStyle w:val="BodyText"/>
       </w:pPr>
       <w:r>
         <w:t xml:space="preserve">MARCUS: Equity in a company with no product and no money.</w:t>
       </w:r>
-      <w:r>
-        <w:t xml:space="preserve"> </w:t>
-      </w:r>
-      <w:r>
-        <w:t xml:space="preserve">마커스: 제품도 돈도 없는 회사의 지분이라.</w:t>
-      </w:r>
-    </w:p>
-    <w:p>
-      <w:pPr>
-        <w:numPr>
-          <w:ilvl w:val="0"/>
-          <w:numId w:val="1003"/>
-        </w:numPr>
+    </w:p>
+    <w:p>
+      <w:pPr>
+        <w:pStyle w:val="BodyText"/>
       </w:pPr>
       <w:r>
         <w:t xml:space="preserve">NOAH: Yet. No product and no money yet.</w:t>
       </w:r>
-      <w:r>
-        <w:t xml:space="preserve"> </w:t>
-      </w:r>
-      <w:r>
-        <w:t xml:space="preserve">노아: 아직은요. 아직 제품도 돈도 없는 거죠.</w:t>
-      </w:r>
-    </w:p>
-    <w:p>
-      <w:pPr>
-        <w:numPr>
-          <w:ilvl w:val="0"/>
-          <w:numId w:val="1003"/>
-        </w:numPr>
+    </w:p>
+    <w:p>
+      <w:pPr>
+        <w:pStyle w:val="BodyText"/>
       </w:pPr>
       <w:r>
         <w:t xml:space="preserve">MARCUS: I’ve got a wife, two kids, and a mortgage.</w:t>
       </w:r>
-      <w:r>
-        <w:t xml:space="preserve"> </w:t>
-      </w:r>
-      <w:r>
-        <w:t xml:space="preserve">마커스: 난 아내에 애가 둘이고, 주택 대출도 있어.</w:t>
-      </w:r>
-    </w:p>
-    <w:p>
-      <w:pPr>
-        <w:numPr>
-          <w:ilvl w:val="0"/>
-          <w:numId w:val="1003"/>
-        </w:numPr>
+    </w:p>
+    <w:p>
+      <w:pPr>
+        <w:pStyle w:val="BodyText"/>
       </w:pPr>
       <w:r>
         <w:t xml:space="preserve">NOAH: I understand.</w:t>
       </w:r>
-      <w:r>
-        <w:t xml:space="preserve"> </w:t>
-      </w:r>
-      <w:r>
-        <w:t xml:space="preserve">노아: 이해해요.</w:t>
-      </w:r>
-    </w:p>
-    <w:p>
-      <w:pPr>
-        <w:numPr>
-          <w:ilvl w:val="0"/>
-          <w:numId w:val="1003"/>
-        </w:numPr>
+    </w:p>
+    <w:p>
+      <w:pPr>
+        <w:pStyle w:val="BodyText"/>
       </w:pPr>
       <w:r>
         <w:t xml:space="preserve">MARCUS: Do you? My daughter Kayla needs braces, and my son needs a new laptop for school. If I quit and this fails, they’re the ones who pay for it, not you.</w:t>
       </w:r>
-      <w:r>
-        <w:t xml:space="preserve"> </w:t>
-      </w:r>
-      <w:r>
-        <w:t xml:space="preserve">마커스: 그래? 딸 케일라는 치아 교정을 해야 하고, 아들은 학교에서 쓸 새 노트북이 필요해. 내가 그만뒀는데 이게 실패하면, 그 대가는 자네가 아니라 우리 애들이 치르는 거야.</w:t>
-      </w:r>
-    </w:p>
-    <w:p>
-      <w:pPr>
-        <w:numPr>
-          <w:ilvl w:val="0"/>
-          <w:numId w:val="1003"/>
-        </w:numPr>
+    </w:p>
+    <w:p>
+      <w:pPr>
+        <w:pStyle w:val="BodyText"/>
       </w:pPr>
       <w:r>
         <w:t xml:space="preserve">NOAH: How old are they?</w:t>
       </w:r>
-      <w:r>
-        <w:t xml:space="preserve"> </w:t>
-      </w:r>
-      <w:r>
-        <w:t xml:space="preserve">노아: 애들이 몇 살이에요?</w:t>
-      </w:r>
-    </w:p>
-    <w:p>
-      <w:pPr>
-        <w:numPr>
-          <w:ilvl w:val="0"/>
-          <w:numId w:val="1003"/>
-        </w:numPr>
+    </w:p>
+    <w:p>
+      <w:pPr>
+        <w:pStyle w:val="BodyText"/>
       </w:pPr>
       <w:r>
         <w:t xml:space="preserve">MARCUS: Kayla’s fifteen. Jamal’s eleven. Denise teaches high school math.</w:t>
       </w:r>
-      <w:r>
-        <w:t xml:space="preserve"> </w:t>
-      </w:r>
-      <w:r>
-        <w:t xml:space="preserve">마커스: 케일라 열다섯, 자말 열하나. 아내 데니스는 고등학교 수학 선생이고.</w:t>
-      </w:r>
-    </w:p>
-    <w:p>
-      <w:pPr>
-        <w:numPr>
-          <w:ilvl w:val="0"/>
-          <w:numId w:val="1003"/>
-        </w:numPr>
+    </w:p>
+    <w:p>
+      <w:pPr>
+        <w:pStyle w:val="BodyText"/>
       </w:pPr>
       <w:r>
         <w:t xml:space="preserve">NOAH: So she’ll check our spreadsheets.</w:t>
       </w:r>
-      <w:r>
-        <w:t xml:space="preserve"> </w:t>
-      </w:r>
-      <w:r>
-        <w:t xml:space="preserve">노아: 그럼 형수님이 우리 스프레드시트를 검사하겠네요.</w:t>
-      </w:r>
-    </w:p>
-    <w:p>
-      <w:pPr>
-        <w:numPr>
-          <w:ilvl w:val="0"/>
-          <w:numId w:val="1003"/>
-        </w:numPr>
+    </w:p>
+    <w:p>
+      <w:pPr>
+        <w:pStyle w:val="BodyText"/>
       </w:pPr>
       <w:r>
         <w:t xml:space="preserve">MARCUS: She’ll destroy your spreadsheets. Trust me.</w:t>
       </w:r>
-      <w:r>
-        <w:t xml:space="preserve"> </w:t>
-      </w:r>
-      <w:r>
-        <w:t xml:space="preserve">마커스: 자네 스프레드시트를 박살 낼 거야. 장담해.</w:t>
-      </w:r>
-    </w:p>
-    <w:p>
-      <w:pPr>
-        <w:numPr>
-          <w:ilvl w:val="0"/>
-          <w:numId w:val="1003"/>
-        </w:numPr>
+    </w:p>
+    <w:p>
+      <w:pPr>
+        <w:pStyle w:val="BodyText"/>
       </w:pPr>
       <w:r>
         <w:t xml:space="preserve">NOAH: Marcus, I’m not asking you to quit tomorrow.</w:t>
       </w:r>
-      <w:r>
-        <w:t xml:space="preserve"> </w:t>
-      </w:r>
-      <w:r>
-        <w:t xml:space="preserve">노아: 마커스, 내일 당장 그만두라는 게 아니에요.</w:t>
-      </w:r>
-    </w:p>
-    <w:p>
-      <w:pPr>
-        <w:numPr>
-          <w:ilvl w:val="0"/>
-          <w:numId w:val="1003"/>
-        </w:numPr>
+    </w:p>
+    <w:p>
+      <w:pPr>
+        <w:pStyle w:val="BodyText"/>
       </w:pPr>
       <w:r>
         <w:t xml:space="preserve">MARCUS: Good. Because the answer would be no.</w:t>
       </w:r>
-      <w:r>
-        <w:t xml:space="preserve"> </w:t>
-      </w:r>
-      <w:r>
-        <w:t xml:space="preserve">마커스: 다행이네. 그랬으면 대답은 ’아니’였을 테니까.</w:t>
-      </w:r>
-    </w:p>
-    <w:p>
-      <w:pPr>
-        <w:numPr>
-          <w:ilvl w:val="0"/>
-          <w:numId w:val="1003"/>
-        </w:numPr>
+    </w:p>
+    <w:p>
+      <w:pPr>
+        <w:pStyle w:val="BodyText"/>
       </w:pPr>
       <w:r>
         <w:t xml:space="preserve">NOAH: I’m asking you to believe in the idea first.</w:t>
       </w:r>
-      <w:r>
-        <w:t xml:space="preserve"> </w:t>
-      </w:r>
-      <w:r>
-        <w:t xml:space="preserve">노아: 먼저 이 아이디어를 믿어 달라는 거예요.</w:t>
-      </w:r>
-    </w:p>
-    <w:p>
-      <w:pPr>
-        <w:numPr>
-          <w:ilvl w:val="0"/>
-          <w:numId w:val="1003"/>
-        </w:numPr>
+    </w:p>
+    <w:p>
+      <w:pPr>
+        <w:pStyle w:val="BodyText"/>
       </w:pPr>
       <w:r>
         <w:t xml:space="preserve">MARCUS: Belief doesn’t pay the mortgage, Noah.</w:t>
       </w:r>
-      <w:r>
-        <w:t xml:space="preserve"> </w:t>
-      </w:r>
-      <w:r>
-        <w:t xml:space="preserve">마커스: 믿음으로 대출금을 갚진 못해, 노아.</w:t>
-      </w:r>
-    </w:p>
-    <w:p>
-      <w:pPr>
-        <w:numPr>
-          <w:ilvl w:val="0"/>
-          <w:numId w:val="1003"/>
-        </w:numPr>
+    </w:p>
+    <w:p>
+      <w:pPr>
+        <w:pStyle w:val="BodyText"/>
       </w:pPr>
       <w:r>
         <w:t xml:space="preserve">NOAH: No. But money will come. Investors fund teams, not ideas, and a team with a chemist, a marketer, and a manufacturing expert is much easier to believe in.</w:t>
       </w:r>
-      <w:r>
-        <w:t xml:space="preserve"> </w:t>
-      </w:r>
-      <w:r>
-        <w:t xml:space="preserve">노아: 그렇죠. 하지만 돈은 올 거예요. 투자자는 아이디어가 아니라 팀에 투자하거든요. 화학자, 마케터, 생산 전문가가 있는 팀이라면 훨씬 믿음이 가죠.</w:t>
-      </w:r>
-    </w:p>
-    <w:p>
-      <w:pPr>
-        <w:numPr>
-          <w:ilvl w:val="0"/>
-          <w:numId w:val="1003"/>
-        </w:numPr>
+    </w:p>
+    <w:p>
+      <w:pPr>
+        <w:pStyle w:val="BodyText"/>
       </w:pPr>
       <w:r>
         <w:t xml:space="preserve">MARCUS: And right now your team is you and a chemist.</w:t>
       </w:r>
-      <w:r>
-        <w:t xml:space="preserve"> </w:t>
-      </w:r>
-      <w:r>
-        <w:t xml:space="preserve">마커스: 그리고 지금 자네 팀은 자네랑 화학자 한 명이고.</w:t>
-      </w:r>
-    </w:p>
-    <w:p>
-      <w:pPr>
-        <w:numPr>
-          <w:ilvl w:val="0"/>
-          <w:numId w:val="1003"/>
-        </w:numPr>
+    </w:p>
+    <w:p>
+      <w:pPr>
+        <w:pStyle w:val="BodyText"/>
       </w:pPr>
       <w:r>
         <w:t xml:space="preserve">NOAH: Which is why I need a third chair at the table.</w:t>
       </w:r>
-      <w:r>
-        <w:t xml:space="preserve"> </w:t>
-      </w:r>
-      <w:r>
-        <w:t xml:space="preserve">노아: 그래서 테이블에 세 번째 의자가 필요한 거예요.</w:t>
-      </w:r>
-    </w:p>
-    <w:p>
-      <w:pPr>
-        <w:numPr>
-          <w:ilvl w:val="0"/>
-          <w:numId w:val="1003"/>
-        </w:numPr>
+    </w:p>
+    <w:p>
+      <w:pPr>
+        <w:pStyle w:val="BodyText"/>
       </w:pPr>
       <w:r>
         <w:t xml:space="preserve">MARCUS: A third chair. Nice line. Marketing guy.</w:t>
       </w:r>
-      <w:r>
-        <w:t xml:space="preserve"> </w:t>
-      </w:r>
-      <w:r>
-        <w:t xml:space="preserve">마커스: 세 번째 의자라. 멋진 표현이네. 역시 마케팅 담당.</w:t>
-      </w:r>
-    </w:p>
-    <w:p>
-      <w:pPr>
-        <w:numPr>
-          <w:ilvl w:val="0"/>
-          <w:numId w:val="1003"/>
-        </w:numPr>
+    </w:p>
+    <w:p>
+      <w:pPr>
+        <w:pStyle w:val="BodyText"/>
       </w:pPr>
       <w:r>
         <w:t xml:space="preserve">NOAH: It’s true, though. Without manufacturing, we’re just a science project. Priya can make the gel in a lab, but someone has to make it safely, millions of times.</w:t>
       </w:r>
-      <w:r>
-        <w:t xml:space="preserve"> </w:t>
-      </w:r>
-      <w:r>
-        <w:t xml:space="preserve">노아: 그래도 사실이에요. 생산 없이는 그냥 과학 프로젝트일 뿐이에요. 프리야는 실험실에서 젤을 만들 수 있지만, 누군가는 그걸 안전하게 수백만 번 만들어야 하잖아요.</w:t>
-      </w:r>
-    </w:p>
-    <w:p>
-      <w:pPr>
-        <w:numPr>
-          <w:ilvl w:val="0"/>
-          <w:numId w:val="1003"/>
-        </w:numPr>
+    </w:p>
+    <w:p>
+      <w:pPr>
+        <w:pStyle w:val="BodyText"/>
       </w:pPr>
       <w:r>
         <w:t xml:space="preserve">MARCUS: That part I agree with.</w:t>
-      </w:r>
-      <w:r>
-        <w:t xml:space="preserve"> </w:t>
-      </w:r>
-      <w:r>
-        <w:t xml:space="preserve">마커스: 그 부분은 동의해.</w:t>
       </w:r>
     </w:p>
     <w:bookmarkEnd w:id="23"/>
@@ -1591,341 +859,167 @@
     </w:p>
     <w:p>
       <w:pPr>
-        <w:numPr>
-          <w:ilvl w:val="0"/>
-          <w:numId w:val="1004"/>
-        </w:numPr>
+        <w:pStyle w:val="FirstParagraph"/>
       </w:pPr>
       <w:r>
         <w:t xml:space="preserve">NOAH: Can I tell you why I’m really doing this?</w:t>
       </w:r>
+    </w:p>
+    <w:p>
+      <w:pPr>
+        <w:pStyle w:val="BodyText"/>
+      </w:pPr>
+      <w:r>
+        <w:t xml:space="preserve">MARCUS: Go ahead.</w:t>
+      </w:r>
+    </w:p>
+    <w:p>
+      <w:pPr>
+        <w:pStyle w:val="BodyText"/>
+      </w:pPr>
+      <w:r>
+        <w:t xml:space="preserve">NOAH: Last Friday, my sister had a vascular occlusion. Lumaderm Volume.</w:t>
+      </w:r>
+    </w:p>
+    <w:p>
+      <w:pPr>
+        <w:pStyle w:val="BodyText"/>
+      </w:pPr>
+      <w:r>
+        <w:t xml:space="preserve">MARCUS: Lumaderm Volume. Which lot?</w:t>
+      </w:r>
+    </w:p>
+    <w:p>
+      <w:pPr>
+        <w:pStyle w:val="BodyText"/>
+      </w:pPr>
+      <w:r>
+        <w:t xml:space="preserve">NOAH: I don’t know. The med spa faxed the label to the ER.</w:t>
+      </w:r>
+    </w:p>
+    <w:p>
+      <w:pPr>
+        <w:pStyle w:val="BodyText"/>
+      </w:pPr>
+      <w:r>
+        <w:t xml:space="preserve">MARCUS: Most Lumaderm Volume this year came off my line.</w:t>
+      </w:r>
+    </w:p>
+    <w:p>
+      <w:pPr>
+        <w:pStyle w:val="BodyText"/>
+      </w:pPr>
+      <w:r>
+        <w:t xml:space="preserve">NOAH: Your line?</w:t>
+      </w:r>
+    </w:p>
+    <w:p>
+      <w:pPr>
+        <w:pStyle w:val="BodyText"/>
+      </w:pPr>
+      <w:r>
+        <w:t xml:space="preserve">MARCUS: I sign for every lot, Noah. Every single one.</w:t>
+      </w:r>
+    </w:p>
+    <w:p>
+      <w:pPr>
+        <w:pStyle w:val="BodyText"/>
+      </w:pPr>
+      <w:r>
+        <w:t xml:space="preserve">NOAH: It wasn’t a quality problem. The product was fine.</w:t>
+      </w:r>
+    </w:p>
+    <w:p>
+      <w:pPr>
+        <w:pStyle w:val="BodyText"/>
+      </w:pPr>
+      <w:r>
+        <w:t xml:space="preserve">MARCUS: I know. But it still came from my hands. When you sign for a lot, you sign for everything that happens after it leaves the building. That’s how I see it.</w:t>
+      </w:r>
+    </w:p>
+    <w:p>
+      <w:pPr>
+        <w:pStyle w:val="BodyText"/>
+      </w:pPr>
+      <w:r>
+        <w:t xml:space="preserve">NOAH: The injector wasn’t trained. The enzyme was just too slow.</w:t>
+      </w:r>
+    </w:p>
+    <w:p>
+      <w:pPr>
+        <w:pStyle w:val="BodyText"/>
+      </w:pPr>
+      <w:r>
+        <w:t xml:space="preserve">MARCUS: How’s your sister now?</w:t>
+      </w:r>
+    </w:p>
+    <w:p>
+      <w:pPr>
+        <w:pStyle w:val="BodyText"/>
+      </w:pPr>
+      <w:r>
+        <w:t xml:space="preserve">NOAH: Healing. Probably a small scar on her nose.</w:t>
+      </w:r>
+    </w:p>
+    <w:p>
+      <w:pPr>
+        <w:pStyle w:val="BodyText"/>
+      </w:pPr>
+      <w:r>
+        <w:t xml:space="preserve">MARCUS: Kayla’s fifteen. In five years, she’ll want this stuff too.</w:t>
+      </w:r>
+    </w:p>
+    <w:p>
+      <w:pPr>
+        <w:pStyle w:val="BodyText"/>
+      </w:pPr>
+      <w:r>
+        <w:t xml:space="preserve">NOAH: Everyone’s daughter will.</w:t>
+      </w:r>
+    </w:p>
+    <w:p>
+      <w:pPr>
+        <w:pStyle w:val="BodyText"/>
+      </w:pPr>
+      <w:r>
+        <w:t xml:space="preserve">MARCUS: Can I tell you something? Off the record?</w:t>
+      </w:r>
+    </w:p>
+    <w:p>
+      <w:pPr>
+        <w:pStyle w:val="BodyText"/>
+      </w:pPr>
+      <w:r>
+        <w:t xml:space="preserve">NOAH: Of course.</w:t>
+      </w:r>
+    </w:p>
+    <w:p>
+      <w:pPr>
+        <w:pStyle w:val="BodyText"/>
+      </w:pPr>
+      <w:r>
+        <w:t xml:space="preserve">MARCUS: Halvern keeps pushing us for more volume, faster. I’ve pushed back three times, because faster usually means skipped checks, and on a sterile line, skipped checks are how people get hurt.</w:t>
+      </w:r>
+    </w:p>
+    <w:p>
+      <w:pPr>
+        <w:pStyle w:val="BodyText"/>
+      </w:pPr>
+      <w:r>
+        <w:t xml:space="preserve">NOAH: And?</w:t>
+      </w:r>
+    </w:p>
+    <w:p>
+      <w:pPr>
+        <w:pStyle w:val="BodyText"/>
+      </w:pPr>
+      <w:r>
+        <w:t xml:space="preserve">MARCUS: Last month, my director told me to</w:t>
+      </w:r>
       <w:r>
         <w:t xml:space="preserve"> </w:t>
       </w:r>
       <w:r>
-        <w:t xml:space="preserve">노아: 제가 진짜 왜 이걸 하는지 말해도 될까요?</w:t>
-      </w:r>
-    </w:p>
-    <w:p>
-      <w:pPr>
-        <w:numPr>
-          <w:ilvl w:val="0"/>
-          <w:numId w:val="1004"/>
-        </w:numPr>
-      </w:pPr>
-      <w:r>
-        <w:t xml:space="preserve">MARCUS: Go ahead.</w:t>
-      </w:r>
-      <w:r>
-        <w:t xml:space="preserve"> </w:t>
-      </w:r>
-      <w:r>
-        <w:t xml:space="preserve">마커스: 해 봐.</w:t>
-      </w:r>
-    </w:p>
-    <w:p>
-      <w:pPr>
-        <w:numPr>
-          <w:ilvl w:val="0"/>
-          <w:numId w:val="1004"/>
-        </w:numPr>
-      </w:pPr>
-      <w:r>
-        <w:t xml:space="preserve">NOAH: Last Friday, my sister had a vascular occlusion. Lumaderm Volume.</w:t>
-      </w:r>
-      <w:r>
-        <w:t xml:space="preserve"> </w:t>
-      </w:r>
-      <w:r>
-        <w:t xml:space="preserve">노아: 지난 금요일에 제 동생한테 혈관 폐색이 왔어요. 루마덤 볼륨이었어요.</w:t>
-      </w:r>
-    </w:p>
-    <w:p>
-      <w:pPr>
-        <w:numPr>
-          <w:ilvl w:val="0"/>
-          <w:numId w:val="1004"/>
-        </w:numPr>
-      </w:pPr>
-      <w:r>
-        <w:t xml:space="preserve">MARCUS: Lumaderm Volume. Which lot?</w:t>
-      </w:r>
-      <w:r>
-        <w:t xml:space="preserve"> </w:t>
-      </w:r>
-      <w:r>
-        <w:t xml:space="preserve">마커스: 루마덤 볼륨. 어느 로트?</w:t>
-      </w:r>
-    </w:p>
-    <w:p>
-      <w:pPr>
-        <w:numPr>
-          <w:ilvl w:val="0"/>
-          <w:numId w:val="1004"/>
-        </w:numPr>
-      </w:pPr>
-      <w:r>
-        <w:t xml:space="preserve">NOAH: I don’t know. The med spa faxed the label to the ER.</w:t>
-      </w:r>
-      <w:r>
-        <w:t xml:space="preserve"> </w:t>
-      </w:r>
-      <w:r>
-        <w:t xml:space="preserve">노아: 모르겠어요. 메디스파가 응급실에 라벨을 팩스로 보냈어요.</w:t>
-      </w:r>
-    </w:p>
-    <w:p>
-      <w:pPr>
-        <w:numPr>
-          <w:ilvl w:val="0"/>
-          <w:numId w:val="1004"/>
-        </w:numPr>
-      </w:pPr>
-      <w:r>
-        <w:t xml:space="preserve">MARCUS: Most Lumaderm Volume this year came off my line.</w:t>
-      </w:r>
-      <w:r>
-        <w:t xml:space="preserve"> </w:t>
-      </w:r>
-      <w:r>
-        <w:t xml:space="preserve">마커스: 올해 루마덤 볼륨은 대부분 내 라인에서 나왔어.</w:t>
-      </w:r>
-    </w:p>
-    <w:p>
-      <w:pPr>
-        <w:numPr>
-          <w:ilvl w:val="0"/>
-          <w:numId w:val="1004"/>
-        </w:numPr>
-      </w:pPr>
-      <w:r>
-        <w:t xml:space="preserve">NOAH: Your line?</w:t>
-      </w:r>
-      <w:r>
-        <w:t xml:space="preserve"> </w:t>
-      </w:r>
-      <w:r>
-        <w:t xml:space="preserve">노아: 형님 라인에서요?</w:t>
-      </w:r>
-    </w:p>
-    <w:p>
-      <w:pPr>
-        <w:numPr>
-          <w:ilvl w:val="0"/>
-          <w:numId w:val="1004"/>
-        </w:numPr>
-      </w:pPr>
-      <w:r>
-        <w:t xml:space="preserve">MARCUS: I sign for every lot, Noah. Every single one.</w:t>
-      </w:r>
-      <w:r>
-        <w:t xml:space="preserve"> </w:t>
-      </w:r>
-      <w:r>
-        <w:t xml:space="preserve">마커스: 난 모든 로트에 서명해, 노아. 하나도 빠짐없이.</w:t>
-      </w:r>
-    </w:p>
-    <w:p>
-      <w:pPr>
-        <w:numPr>
-          <w:ilvl w:val="0"/>
-          <w:numId w:val="1004"/>
-        </w:numPr>
-      </w:pPr>
-      <w:r>
-        <w:t xml:space="preserve">NOAH: It wasn’t a quality problem. The product was fine.</w:t>
-      </w:r>
-      <w:r>
-        <w:t xml:space="preserve"> </w:t>
-      </w:r>
-      <w:r>
-        <w:t xml:space="preserve">노아: 품질 문제가 아니었어요. 제품은 정상이었어요.</w:t>
-      </w:r>
-    </w:p>
-    <w:p>
-      <w:pPr>
-        <w:numPr>
-          <w:ilvl w:val="0"/>
-          <w:numId w:val="1004"/>
-        </w:numPr>
-      </w:pPr>
-      <w:r>
-        <w:t xml:space="preserve">MARCUS: I know. But it still came from my hands. When you sign for a lot, you sign for everything that happens after it leaves the building. That’s how I see it.</w:t>
-      </w:r>
-      <w:r>
-        <w:t xml:space="preserve"> </w:t>
-      </w:r>
-      <w:r>
-        <w:t xml:space="preserve">마커스: 알아. 그래도 내 손을 거쳐 나간 거잖아. 로트에 서명한다는 건, 그게 공장을 떠난 뒤에 일어나는 모든 일에 서명하는 거야. 난 그렇게 생각해.</w:t>
-      </w:r>
-    </w:p>
-    <w:p>
-      <w:pPr>
-        <w:numPr>
-          <w:ilvl w:val="0"/>
-          <w:numId w:val="1004"/>
-        </w:numPr>
-      </w:pPr>
-      <w:r>
-        <w:t xml:space="preserve">NOAH: The injector wasn’t trained. The enzyme was just too slow.</w:t>
-      </w:r>
-      <w:r>
-        <w:t xml:space="preserve"> </w:t>
-      </w:r>
-      <w:r>
-        <w:t xml:space="preserve">노아: 시술자가 교육을 안 받았고, 효소가 너무 느렸을 뿐이에요.</w:t>
-      </w:r>
-    </w:p>
-    <w:p>
-      <w:pPr>
-        <w:numPr>
-          <w:ilvl w:val="0"/>
-          <w:numId w:val="1004"/>
-        </w:numPr>
-      </w:pPr>
-      <w:r>
-        <w:t xml:space="preserve">MARCUS: How’s your sister now?</w:t>
-      </w:r>
-      <w:r>
-        <w:t xml:space="preserve"> </w:t>
-      </w:r>
-      <w:r>
-        <w:t xml:space="preserve">마커스: 동생은 지금 어때?</w:t>
-      </w:r>
-    </w:p>
-    <w:p>
-      <w:pPr>
-        <w:numPr>
-          <w:ilvl w:val="0"/>
-          <w:numId w:val="1004"/>
-        </w:numPr>
-      </w:pPr>
-      <w:r>
-        <w:t xml:space="preserve">NOAH: Healing. Probably a small scar on her nose.</w:t>
-      </w:r>
-      <w:r>
-        <w:t xml:space="preserve"> </w:t>
-      </w:r>
-      <w:r>
-        <w:t xml:space="preserve">노아: 회복 중이에요. 아마 코에 작은 흉터가 남을 거예요.</w:t>
-      </w:r>
-    </w:p>
-    <w:p>
-      <w:pPr>
-        <w:numPr>
-          <w:ilvl w:val="0"/>
-          <w:numId w:val="1004"/>
-        </w:numPr>
-      </w:pPr>
-      <w:r>
-        <w:t xml:space="preserve">MARCUS: Kayla’s fifteen. In five years, she’ll want this stuff too.</w:t>
-      </w:r>
-      <w:r>
-        <w:t xml:space="preserve"> </w:t>
-      </w:r>
-      <w:r>
-        <w:t xml:space="preserve">마커스: 케일라가 열다섯이야. 5년 뒤면 걔도 이런 걸 원하겠지.</w:t>
-      </w:r>
-    </w:p>
-    <w:p>
-      <w:pPr>
-        <w:numPr>
-          <w:ilvl w:val="0"/>
-          <w:numId w:val="1004"/>
-        </w:numPr>
-      </w:pPr>
-      <w:r>
-        <w:t xml:space="preserve">NOAH: Everyone’s daughter will.</w:t>
-      </w:r>
-      <w:r>
-        <w:t xml:space="preserve"> </w:t>
-      </w:r>
-      <w:r>
-        <w:t xml:space="preserve">노아: 누구네 딸이든 그렇겠죠.</w:t>
-      </w:r>
-    </w:p>
-    <w:p>
-      <w:pPr>
-        <w:numPr>
-          <w:ilvl w:val="0"/>
-          <w:numId w:val="1004"/>
-        </w:numPr>
-      </w:pPr>
-      <w:r>
-        <w:t xml:space="preserve">MARCUS: Can I tell you something? Off the record?</w:t>
-      </w:r>
-      <w:r>
-        <w:t xml:space="preserve"> </w:t>
-      </w:r>
-      <w:r>
-        <w:t xml:space="preserve">마커스: 하나 말해 줄까? 비공식적으로?</w:t>
-      </w:r>
-    </w:p>
-    <w:p>
-      <w:pPr>
-        <w:numPr>
-          <w:ilvl w:val="0"/>
-          <w:numId w:val="1004"/>
-        </w:numPr>
-      </w:pPr>
-      <w:r>
-        <w:t xml:space="preserve">NOAH: Of course.</w:t>
-      </w:r>
-      <w:r>
-        <w:t xml:space="preserve"> </w:t>
-      </w:r>
-      <w:r>
-        <w:t xml:space="preserve">노아: 그럼요.</w:t>
-      </w:r>
-    </w:p>
-    <w:p>
-      <w:pPr>
-        <w:numPr>
-          <w:ilvl w:val="0"/>
-          <w:numId w:val="1004"/>
-        </w:numPr>
-      </w:pPr>
-      <w:r>
-        <w:t xml:space="preserve">MARCUS: Halvern keeps pushing us for more volume, faster. I’ve pushed back three times, because faster usually means skipped checks, and on a sterile line, skipped checks are how people get hurt.</w:t>
-      </w:r>
-      <w:r>
-        <w:t xml:space="preserve"> </w:t>
-      </w:r>
-      <w:r>
-        <w:t xml:space="preserve">마커스: 할번은 계속 더 많이, 더 빨리 생산하라고 밀어붙여. 내가 세 번이나 버텼어. 빨리 한다는 건 보통 검사를 건너뛴다는 뜻이고, 무균 라인에서 검사를 건너뛰면 사람이 다치거든.</w:t>
-      </w:r>
-    </w:p>
-    <w:p>
-      <w:pPr>
-        <w:numPr>
-          <w:ilvl w:val="0"/>
-          <w:numId w:val="1004"/>
-        </w:numPr>
-      </w:pPr>
-      <w:r>
-        <w:t xml:space="preserve">NOAH: And?</w:t>
-      </w:r>
-      <w:r>
-        <w:t xml:space="preserve"> </w:t>
-      </w:r>
-      <w:r>
-        <w:t xml:space="preserve">노아: 그래서요?</w:t>
-      </w:r>
-    </w:p>
-    <w:p>
-      <w:pPr>
-        <w:numPr>
-          <w:ilvl w:val="0"/>
-          <w:numId w:val="1004"/>
-        </w:numPr>
-      </w:pPr>
-      <w:r>
-        <w:t xml:space="preserve">MARCUS: Last month, my director told me to</w:t>
-      </w:r>
-      <w:r>
-        <w:t xml:space="preserve"> </w:t>
-      </w:r>
-      <w:r>
         <w:t xml:space="preserve">“</w:t>
       </w:r>
       <w:r>
@@ -1934,111 +1028,45 @@
       <w:r>
         <w:t xml:space="preserve">”</w:t>
       </w:r>
-      <w:r>
-        <w:t xml:space="preserve"> </w:t>
-      </w:r>
-      <w:r>
-        <w:t xml:space="preserve">마커스: 지난달에 공장장이</w:t>
-      </w:r>
-      <w:r>
-        <w:t xml:space="preserve"> </w:t>
-      </w:r>
-      <w:r>
-        <w:t xml:space="preserve">“</w:t>
-      </w:r>
-      <w:r>
-        <w:t xml:space="preserve">좀 더 유연하게 하라</w:t>
-      </w:r>
-      <w:r>
-        <w:t xml:space="preserve">”</w:t>
-      </w:r>
-      <w:r>
-        <w:t xml:space="preserve">고 하더군.</w:t>
-      </w:r>
-    </w:p>
-    <w:p>
-      <w:pPr>
-        <w:numPr>
-          <w:ilvl w:val="0"/>
-          <w:numId w:val="1004"/>
-        </w:numPr>
+    </w:p>
+    <w:p>
+      <w:pPr>
+        <w:pStyle w:val="BodyText"/>
       </w:pPr>
       <w:r>
         <w:t xml:space="preserve">NOAH: Flexible about sterile manufacturing?</w:t>
       </w:r>
-      <w:r>
-        <w:t xml:space="preserve"> </w:t>
-      </w:r>
-      <w:r>
-        <w:t xml:space="preserve">노아: 무균 생산을 유연하게요?</w:t>
-      </w:r>
-    </w:p>
-    <w:p>
-      <w:pPr>
-        <w:numPr>
-          <w:ilvl w:val="0"/>
-          <w:numId w:val="1004"/>
-        </w:numPr>
+    </w:p>
+    <w:p>
+      <w:pPr>
+        <w:pStyle w:val="BodyText"/>
       </w:pPr>
       <w:r>
         <w:t xml:space="preserve">MARCUS: That’s what I said. He didn’t like it.</w:t>
       </w:r>
-      <w:r>
-        <w:t xml:space="preserve"> </w:t>
-      </w:r>
-      <w:r>
-        <w:t xml:space="preserve">마커스: 나도 그렇게 말했지. 그 사람은 싫어하더라.</w:t>
-      </w:r>
-    </w:p>
-    <w:p>
-      <w:pPr>
-        <w:numPr>
-          <w:ilvl w:val="0"/>
-          <w:numId w:val="1004"/>
-        </w:numPr>
+    </w:p>
+    <w:p>
+      <w:pPr>
+        <w:pStyle w:val="BodyText"/>
       </w:pPr>
       <w:r>
         <w:t xml:space="preserve">NOAH: So you’re not completely happy there either.</w:t>
       </w:r>
-      <w:r>
-        <w:t xml:space="preserve"> </w:t>
-      </w:r>
-      <w:r>
-        <w:t xml:space="preserve">노아: 그러니까 형님도 거기서 완전히 행복하진 않은 거네요.</w:t>
-      </w:r>
-    </w:p>
-    <w:p>
-      <w:pPr>
-        <w:numPr>
-          <w:ilvl w:val="0"/>
-          <w:numId w:val="1004"/>
-        </w:numPr>
+    </w:p>
+    <w:p>
+      <w:pPr>
+        <w:pStyle w:val="BodyText"/>
       </w:pPr>
       <w:r>
         <w:t xml:space="preserve">MARCUS: I’m a soldier. I don’t need happy. I need to trust the mission, and right now, I’m not sure I trust the people giving the orders at Corwin.</w:t>
       </w:r>
-      <w:r>
-        <w:t xml:space="preserve"> </w:t>
-      </w:r>
-      <w:r>
-        <w:t xml:space="preserve">마커스: 난 군인이야. 행복은 필요 없어. 임무를 믿을 수 있어야지. 그런데 지금은 코윈에서 명령을 내리는 사람들을 믿을 수 있을지 잘 모르겠어.</w:t>
-      </w:r>
-    </w:p>
-    <w:p>
-      <w:pPr>
-        <w:numPr>
-          <w:ilvl w:val="0"/>
-          <w:numId w:val="1004"/>
-        </w:numPr>
+    </w:p>
+    <w:p>
+      <w:pPr>
+        <w:pStyle w:val="BodyText"/>
       </w:pPr>
       <w:r>
         <w:t xml:space="preserve">NOAH: Then trust this one.</w:t>
-      </w:r>
-      <w:r>
-        <w:t xml:space="preserve"> </w:t>
-      </w:r>
-      <w:r>
-        <w:t xml:space="preserve">노아: 그럼 이 임무를 믿어 보세요.</w:t>
       </w:r>
     </w:p>
     <w:bookmarkEnd w:id="24"/>
@@ -2053,257 +1081,122 @@
     </w:p>
     <w:p>
       <w:pPr>
-        <w:numPr>
-          <w:ilvl w:val="0"/>
-          <w:numId w:val="1005"/>
-        </w:numPr>
+        <w:pStyle w:val="FirstParagraph"/>
       </w:pPr>
       <w:r>
         <w:t xml:space="preserve">ROSIE: Clean plates! Two pecan pies, as promised.</w:t>
       </w:r>
-      <w:r>
-        <w:t xml:space="preserve"> </w:t>
-      </w:r>
-      <w:r>
-        <w:t xml:space="preserve">로지: 다 비웠네! 약속대로 피칸 파이 두 개.</w:t>
-      </w:r>
-    </w:p>
-    <w:p>
-      <w:pPr>
-        <w:numPr>
-          <w:ilvl w:val="0"/>
-          <w:numId w:val="1005"/>
-        </w:numPr>
+    </w:p>
+    <w:p>
+      <w:pPr>
+        <w:pStyle w:val="BodyText"/>
       </w:pPr>
       <w:r>
         <w:t xml:space="preserve">MARCUS: Thanks, Rosie. Okay, Noah. Here’s my deal.</w:t>
       </w:r>
-      <w:r>
-        <w:t xml:space="preserve"> </w:t>
-      </w:r>
-      <w:r>
-        <w:t xml:space="preserve">마커스: 고마워요, 로지. 좋아, 노아. 내 조건은 이래.</w:t>
-      </w:r>
-    </w:p>
-    <w:p>
-      <w:pPr>
-        <w:numPr>
-          <w:ilvl w:val="0"/>
-          <w:numId w:val="1005"/>
-        </w:numPr>
+    </w:p>
+    <w:p>
+      <w:pPr>
+        <w:pStyle w:val="BodyText"/>
       </w:pPr>
       <w:r>
         <w:t xml:space="preserve">NOAH: I’m listening.</w:t>
       </w:r>
-      <w:r>
-        <w:t xml:space="preserve"> </w:t>
-      </w:r>
-      <w:r>
-        <w:t xml:space="preserve">노아: 듣고 있어요.</w:t>
-      </w:r>
-    </w:p>
-    <w:p>
-      <w:pPr>
-        <w:numPr>
-          <w:ilvl w:val="0"/>
-          <w:numId w:val="1005"/>
-        </w:numPr>
+    </w:p>
+    <w:p>
+      <w:pPr>
+        <w:pStyle w:val="BodyText"/>
       </w:pPr>
       <w:r>
         <w:t xml:space="preserve">MARCUS: First, I check my Corwin contract. I’m not going to be stupid.</w:t>
       </w:r>
-      <w:r>
-        <w:t xml:space="preserve"> </w:t>
-      </w:r>
-      <w:r>
-        <w:t xml:space="preserve">마커스: 첫째, 코윈 계약서부터 확인한다. 바보짓은 안 할 거야.</w:t>
-      </w:r>
-    </w:p>
-    <w:p>
-      <w:pPr>
-        <w:numPr>
-          <w:ilvl w:val="0"/>
-          <w:numId w:val="1005"/>
-        </w:numPr>
+    </w:p>
+    <w:p>
+      <w:pPr>
+        <w:pStyle w:val="BodyText"/>
       </w:pPr>
       <w:r>
         <w:t xml:space="preserve">NOAH: Fair. We’re getting a lawyer anyway.</w:t>
       </w:r>
-      <w:r>
-        <w:t xml:space="preserve"> </w:t>
-      </w:r>
-      <w:r>
-        <w:t xml:space="preserve">노아: 맞아요. 어차피 변호사를 구할 거예요.</w:t>
-      </w:r>
-    </w:p>
-    <w:p>
-      <w:pPr>
-        <w:numPr>
-          <w:ilvl w:val="0"/>
-          <w:numId w:val="1005"/>
-        </w:numPr>
+    </w:p>
+    <w:p>
+      <w:pPr>
+        <w:pStyle w:val="BodyText"/>
       </w:pPr>
       <w:r>
         <w:t xml:space="preserve">MARCUS: Second, I help on nights and weekends. Advice only, for now.</w:t>
       </w:r>
-      <w:r>
-        <w:t xml:space="preserve"> </w:t>
-      </w:r>
-      <w:r>
-        <w:t xml:space="preserve">마커스: 둘째, 밤이랑 주말에 돕는다. 당분간은 조언만.</w:t>
-      </w:r>
-    </w:p>
-    <w:p>
-      <w:pPr>
-        <w:numPr>
-          <w:ilvl w:val="0"/>
-          <w:numId w:val="1005"/>
-        </w:numPr>
+    </w:p>
+    <w:p>
+      <w:pPr>
+        <w:pStyle w:val="BodyText"/>
       </w:pPr>
       <w:r>
         <w:t xml:space="preserve">NOAH: And third?</w:t>
       </w:r>
-      <w:r>
-        <w:t xml:space="preserve"> </w:t>
-      </w:r>
-      <w:r>
-        <w:t xml:space="preserve">노아: 그리고 셋째는요?</w:t>
-      </w:r>
-    </w:p>
-    <w:p>
-      <w:pPr>
-        <w:numPr>
-          <w:ilvl w:val="0"/>
-          <w:numId w:val="1005"/>
-        </w:numPr>
+    </w:p>
+    <w:p>
+      <w:pPr>
+        <w:pStyle w:val="BodyText"/>
       </w:pPr>
       <w:r>
         <w:t xml:space="preserve">MARCUS: The day you raise real money and there’s a payroll, I’m all in. Not before, Noah. My family comes first, and I won’t gamble their future on a napkin.</w:t>
       </w:r>
-      <w:r>
-        <w:t xml:space="preserve"> </w:t>
-      </w:r>
-      <w:r>
-        <w:t xml:space="preserve">마커스: 자네가 진짜 투자를 받아서 월급이 나오는 날, 난 올인한다. 그 전엔 안 돼, 노아. 내 가족이 먼저고, 냅킨 한 장에 가족의 미래를 걸 순 없어.</w:t>
-      </w:r>
-    </w:p>
-    <w:p>
-      <w:pPr>
-        <w:numPr>
-          <w:ilvl w:val="0"/>
-          <w:numId w:val="1005"/>
-        </w:numPr>
+    </w:p>
+    <w:p>
+      <w:pPr>
+        <w:pStyle w:val="BodyText"/>
       </w:pPr>
       <w:r>
         <w:t xml:space="preserve">NOAH: Payroll first. Then all in. Deal.</w:t>
       </w:r>
-      <w:r>
-        <w:t xml:space="preserve"> </w:t>
-      </w:r>
-      <w:r>
-        <w:t xml:space="preserve">노아: 월급 먼저. 그다음 올인. 좋아요.</w:t>
-      </w:r>
-    </w:p>
-    <w:p>
-      <w:pPr>
-        <w:numPr>
-          <w:ilvl w:val="0"/>
-          <w:numId w:val="1005"/>
-        </w:numPr>
+    </w:p>
+    <w:p>
+      <w:pPr>
+        <w:pStyle w:val="BodyText"/>
       </w:pPr>
       <w:r>
         <w:t xml:space="preserve">MARCUS: Deal. And Noah? Write that down on your napkin.</w:t>
       </w:r>
-      <w:r>
-        <w:t xml:space="preserve"> </w:t>
-      </w:r>
-      <w:r>
-        <w:t xml:space="preserve">마커스: 좋아. 그리고 노아? 그거 냅킨에 적어 둬.</w:t>
-      </w:r>
-    </w:p>
-    <w:p>
-      <w:pPr>
-        <w:numPr>
-          <w:ilvl w:val="0"/>
-          <w:numId w:val="1005"/>
-        </w:numPr>
+    </w:p>
+    <w:p>
+      <w:pPr>
+        <w:pStyle w:val="BodyText"/>
       </w:pPr>
       <w:r>
         <w:t xml:space="preserve">NOAH: How do you know about my napkins?</w:t>
       </w:r>
-      <w:r>
-        <w:t xml:space="preserve"> </w:t>
-      </w:r>
-      <w:r>
-        <w:t xml:space="preserve">노아: 제 냅킨은 어떻게 알아요?</w:t>
-      </w:r>
-    </w:p>
-    <w:p>
-      <w:pPr>
-        <w:numPr>
-          <w:ilvl w:val="0"/>
-          <w:numId w:val="1005"/>
-        </w:numPr>
+    </w:p>
+    <w:p>
+      <w:pPr>
+        <w:pStyle w:val="BodyText"/>
       </w:pPr>
       <w:r>
         <w:t xml:space="preserve">MARCUS: You’ve been drawing on that one for an hour.</w:t>
       </w:r>
-      <w:r>
-        <w:t xml:space="preserve"> </w:t>
-      </w:r>
-      <w:r>
-        <w:t xml:space="preserve">마커스: 자네 한 시간째 그 냅킨에 뭘 그리고 있잖아.</w:t>
-      </w:r>
-    </w:p>
-    <w:p>
-      <w:pPr>
-        <w:numPr>
-          <w:ilvl w:val="0"/>
-          <w:numId w:val="1005"/>
-        </w:numPr>
+    </w:p>
+    <w:p>
+      <w:pPr>
+        <w:pStyle w:val="BodyText"/>
       </w:pPr>
       <w:r>
         <w:t xml:space="preserve">NOAH: Fair point. One more thing. We still need a doctor.</w:t>
       </w:r>
-      <w:r>
-        <w:t xml:space="preserve"> </w:t>
-      </w:r>
-      <w:r>
-        <w:t xml:space="preserve">노아: 맞는 말이네요. 하나 더요. 의사가 아직 필요해요.</w:t>
-      </w:r>
-    </w:p>
-    <w:p>
-      <w:pPr>
-        <w:numPr>
-          <w:ilvl w:val="0"/>
-          <w:numId w:val="1005"/>
-        </w:numPr>
+    </w:p>
+    <w:p>
+      <w:pPr>
+        <w:pStyle w:val="BodyText"/>
       </w:pPr>
       <w:r>
         <w:t xml:space="preserve">MARCUS: Then find two. Two is one, one is none.</w:t>
       </w:r>
-      <w:r>
-        <w:t xml:space="preserve"> </w:t>
-      </w:r>
-      <w:r>
-        <w:t xml:space="preserve">마커스: 그럼 두 명 찾아. 둘은 하나고, 하나는 없는 거야.</w:t>
-      </w:r>
-    </w:p>
-    <w:p>
-      <w:pPr>
-        <w:numPr>
-          <w:ilvl w:val="0"/>
-          <w:numId w:val="1005"/>
-        </w:numPr>
+    </w:p>
+    <w:p>
+      <w:pPr>
+        <w:pStyle w:val="BodyText"/>
       </w:pPr>
       <w:r>
         <w:t xml:space="preserve">NOAH: Let’s start with one. I know exactly who to call.</w:t>
-      </w:r>
-      <w:r>
-        <w:t xml:space="preserve"> </w:t>
-      </w:r>
-      <w:r>
-        <w:t xml:space="preserve">노아: 일단 한 명부터요. 누구한테 전화할지 정확히 알아요.</w:t>
       </w:r>
     </w:p>
     <w:p>
@@ -2444,7 +1337,7 @@
               <w:jc w:val="left"/>
             </w:pPr>
             <w:r>
-              <w:t xml:space="preserve">05턴. 중요한 제안을 전화나 이메일 대신 직접 할 때.</w:t>
+              <w:t xml:space="preserve">도입. 중요한 제안을 전화나 이메일 대신 직접 할 때.</w:t>
             </w:r>
           </w:p>
         </w:tc>
@@ -2494,7 +1387,7 @@
               <w:jc w:val="left"/>
             </w:pPr>
             <w:r>
-              <w:t xml:space="preserve">08턴. 좁은 업계에서 정보가 빨리 도는 것을 말할 때.</w:t>
+              <w:t xml:space="preserve">도입. 좁은 업계에서 정보가 빨리 도는 것을 말할 때.</w:t>
             </w:r>
           </w:p>
         </w:tc>
@@ -2544,7 +1437,7 @@
               <w:jc w:val="left"/>
             </w:pPr>
             <w:r>
-              <w:t xml:space="preserve">20턴. Marcus식 표현. 대화의 목적을 바로 묻는다.</w:t>
+              <w:t xml:space="preserve">장면1. Marcus식 표현. 대화의 목적을 바로 묻는다.</w:t>
             </w:r>
           </w:p>
         </w:tc>
@@ -2594,7 +1487,7 @@
               <w:jc w:val="left"/>
             </w:pPr>
             <w:r>
-              <w:t xml:space="preserve">23턴. 비전을 그림처럼 제시하며 피칭을 시작할 때.</w:t>
+              <w:t xml:space="preserve">장면1. 비전을 그림처럼 제시하며 피칭을 시작할 때.</w:t>
             </w:r>
           </w:p>
         </w:tc>
@@ -2644,7 +1537,7 @@
               <w:jc w:val="left"/>
             </w:pPr>
             <w:r>
-              <w:t xml:space="preserve">36턴.</w:t>
+              <w:t xml:space="preserve">장면1.</w:t>
             </w:r>
             <w:r>
               <w:t xml:space="preserve"> </w:t>
@@ -2712,7 +1605,7 @@
               <w:jc w:val="left"/>
             </w:pPr>
             <w:r>
-              <w:t xml:space="preserve">48턴. Marcus의 습관어. 백업(이중화)의 중요성. 공급망 회의에서 자주 쓰임.</w:t>
+              <w:t xml:space="preserve">장면1. Marcus의 습관어. 백업(이중화)의 중요성. 공급망 회의에서 자주 쓰임.</w:t>
             </w:r>
           </w:p>
         </w:tc>
@@ -2762,7 +1655,7 @@
               <w:jc w:val="left"/>
             </w:pPr>
             <w:r>
-              <w:t xml:space="preserve">60턴. 2화에 이어 반복. 제안받는 쪽의 이익 질문.</w:t>
+              <w:t xml:space="preserve">장면2. 2화에 이어 반복. 제안받는 쪽의 이익 질문.</w:t>
             </w:r>
           </w:p>
         </w:tc>
@@ -2812,7 +1705,7 @@
               <w:jc w:val="left"/>
             </w:pPr>
             <w:r>
-              <w:t xml:space="preserve">75턴. 스타트업 업계의 격언.</w:t>
+              <w:t xml:space="preserve">장면2. 스타트업 업계의 격언.</w:t>
             </w:r>
           </w:p>
         </w:tc>
@@ -2862,7 +1755,7 @@
               <w:jc w:val="left"/>
             </w:pPr>
             <w:r>
-              <w:t xml:space="preserve">98턴. push back = 요구·결정에 반대하다, 이의를 제기하다.</w:t>
+              <w:t xml:space="preserve">절정·전환. push back = 요구·결정에 반대하다, 이의를 제기하다.</w:t>
             </w:r>
           </w:p>
         </w:tc>
@@ -2912,7 +1805,7 @@
               <w:jc w:val="left"/>
             </w:pPr>
             <w:r>
-              <w:t xml:space="preserve">107·113턴. 조건을 제시한 뒤 확실한 헌신을 약속할 때.</w:t>
+              <w:t xml:space="preserve">마무리. 조건을 제시한 뒤 확실한 헌신을 약속할 때.</w:t>
             </w:r>
           </w:p>
         </w:tc>
@@ -3109,7 +2002,7 @@
           <w:bCs/>
           <w:b/>
         </w:rPr>
-        <w:t xml:space="preserve">98턴 MARCUS:</w:t>
+        <w:t xml:space="preserve">MARCUS (절정·전환):</w:t>
       </w:r>
       <w:r>
         <w:t xml:space="preserve"> </w:t>
@@ -3407,9 +2300,1075 @@
         <w:t xml:space="preserve">일정을 앞당기라는 요구에 품질 리스크를 이유로 반대하는 말을 같은 구조로 30단어 안팎으로 해 보기.</w:t>
       </w:r>
     </w:p>
+    <w:p>
+      <w:r>
+        <w:pict>
+          <v:rect style="width:0;height:1.5pt" o:hralign="center" o:hrstd="t" o:hr="t"/>
+        </w:pict>
+      </w:r>
+    </w:p>
     <w:bookmarkEnd w:id="30"/>
     <w:bookmarkEnd w:id="31"/>
+    <w:bookmarkStart w:id="37" w:name="한국어-번역"/>
+    <w:p>
+      <w:pPr>
+        <w:pStyle w:val="Heading2"/>
+      </w:pPr>
+      <w:r>
+        <w:t xml:space="preserve">한국어 번역</w:t>
+      </w:r>
+    </w:p>
+    <w:bookmarkStart w:id="32" w:name="도입-corwin-공장-주차장-오후-6시-1"/>
+    <w:p>
+      <w:pPr>
+        <w:pStyle w:val="Heading3"/>
+      </w:pPr>
+      <w:r>
+        <w:t xml:space="preserve">도입 — Corwin 공장 주차장, 오후 6시</w:t>
+      </w:r>
+    </w:p>
+    <w:p>
+      <w:pPr>
+        <w:pStyle w:val="FirstParagraph"/>
+      </w:pPr>
+      <w:r>
+        <w:t xml:space="preserve">노아: 마커스! 마커스 웹! 여기요.</w:t>
+      </w:r>
+    </w:p>
+    <w:p>
+      <w:pPr>
+        <w:pStyle w:val="BodyText"/>
+      </w:pPr>
+      <w:r>
+        <w:t xml:space="preserve">마커스: 노아 베넷. 할번 마케팅 담당. 여긴 웬일이야?</w:t>
+      </w:r>
+    </w:p>
+    <w:p>
+      <w:pPr>
+        <w:pStyle w:val="BodyText"/>
+      </w:pPr>
+      <w:r>
+        <w:t xml:space="preserve">노아: 형님 기다렸죠. 6시에 근무 끝나잖아요.</w:t>
+      </w:r>
+    </w:p>
+    <w:p>
+      <w:pPr>
+        <w:pStyle w:val="BodyText"/>
+      </w:pPr>
+      <w:r>
+        <w:t xml:space="preserve">마커스: 9년째 매일. 전화하지 그랬어.</w:t>
+      </w:r>
+    </w:p>
+    <w:p>
+      <w:pPr>
+        <w:pStyle w:val="BodyText"/>
+      </w:pPr>
+      <w:r>
+        <w:t xml:space="preserve">노아: 어떤 얘기는 얼굴 보고 하는 게 낫잖아요.</w:t>
+      </w:r>
+    </w:p>
+    <w:p>
+      <w:pPr>
+        <w:pStyle w:val="BodyText"/>
+      </w:pPr>
+      <w:r>
+        <w:t xml:space="preserve">마커스: 그래. 자네가 할번 그만둔다는 얘기야?</w:t>
+      </w:r>
+    </w:p>
+    <w:p>
+      <w:pPr>
+        <w:pStyle w:val="BodyText"/>
+      </w:pPr>
+      <w:r>
+        <w:t xml:space="preserve">노아: 잠깐만요. 그걸 어떻게 알아요?</w:t>
+      </w:r>
+    </w:p>
+    <w:p>
+      <w:pPr>
+        <w:pStyle w:val="BodyText"/>
+      </w:pPr>
+      <w:r>
+        <w:t xml:space="preserve">마커스: 자네 상사가 화요일에 우리 공장장한테 전화했어. 이 바닥은 소문이 빨라, 노아. 특히 잘나가는 마케팅 담당이 큰 출시 직전에 그만두면 더 그렇지.</w:t>
+      </w:r>
+    </w:p>
+    <w:p>
+      <w:pPr>
+        <w:pStyle w:val="BodyText"/>
+      </w:pPr>
+      <w:r>
+        <w:t xml:space="preserve">노아: 톰이 코윈에 전화를 했다고요? 저 때문에?</w:t>
+      </w:r>
+    </w:p>
+    <w:p>
+      <w:pPr>
+        <w:pStyle w:val="BodyText"/>
+      </w:pPr>
+      <w:r>
+        <w:t xml:space="preserve">마커스: 그러더라고.</w:t>
+      </w:r>
+      <w:r>
+        <w:t xml:space="preserve"> </w:t>
+      </w:r>
+      <w:r>
+        <w:t xml:space="preserve">“</w:t>
+      </w:r>
+      <w:r>
+        <w:t xml:space="preserve">노아가 와서 이것저것 물어보면 알려 달라.</w:t>
+      </w:r>
+      <w:r>
+        <w:t xml:space="preserve">”</w:t>
+      </w:r>
+    </w:p>
+    <w:p>
+      <w:pPr>
+        <w:pStyle w:val="BodyText"/>
+      </w:pPr>
+      <w:r>
+        <w:t xml:space="preserve">노아: 와. 농담이 아니었네.</w:t>
+      </w:r>
+    </w:p>
+    <w:p>
+      <w:pPr>
+        <w:pStyle w:val="BodyText"/>
+      </w:pPr>
+      <w:r>
+        <w:t xml:space="preserve">마커스: 그래서. 자네가 여기 와서 질문을 하고 있네.</w:t>
+      </w:r>
+    </w:p>
+    <w:p>
+      <w:pPr>
+        <w:pStyle w:val="BodyText"/>
+      </w:pPr>
+      <w:r>
+        <w:t xml:space="preserve">노아: 저녁 사 드리러 왔어요. 질문은 선택 사항이고요.</w:t>
+      </w:r>
+    </w:p>
+    <w:p>
+      <w:pPr>
+        <w:pStyle w:val="BodyText"/>
+      </w:pPr>
+      <w:r>
+        <w:t xml:space="preserve">마커스: 길 건너 로지네 식당. 라운드록에서 파이가 제일 맛있어.</w:t>
+      </w:r>
+    </w:p>
+    <w:p>
+      <w:pPr>
+        <w:pStyle w:val="BodyText"/>
+      </w:pPr>
+      <w:r>
+        <w:t xml:space="preserve">노아: 앞장서세요.</w:t>
+      </w:r>
+    </w:p>
     <w:bookmarkEnd w:id="32"/>
+    <w:bookmarkStart w:id="33" w:name="장면1-rosies-diner-비전-설명-1"/>
+    <w:p>
+      <w:pPr>
+        <w:pStyle w:val="Heading3"/>
+      </w:pPr>
+      <w:r>
+        <w:t xml:space="preserve">장면1 — Rosie’s Diner, 비전 설명</w:t>
+      </w:r>
+    </w:p>
+    <w:p>
+      <w:pPr>
+        <w:pStyle w:val="FirstParagraph"/>
+      </w:pPr>
+      <w:r>
+        <w:t xml:space="preserve">로지: 마커스, 왔어? 늘 먹던 걸로? 미트로프랑 피칸 파이?</w:t>
+      </w:r>
+    </w:p>
+    <w:p>
+      <w:pPr>
+        <w:pStyle w:val="BodyText"/>
+      </w:pPr>
+      <w:r>
+        <w:t xml:space="preserve">마커스: 그걸로요, 로지. 그리고 이 친구 먹고 싶은 거.</w:t>
+      </w:r>
+    </w:p>
+    <w:p>
+      <w:pPr>
+        <w:pStyle w:val="BodyText"/>
+      </w:pPr>
+      <w:r>
+        <w:t xml:space="preserve">노아: 저도 같은 걸로 주세요. 감사합니다.</w:t>
+      </w:r>
+    </w:p>
+    <w:p>
+      <w:pPr>
+        <w:pStyle w:val="BodyText"/>
+      </w:pPr>
+      <w:r>
+        <w:t xml:space="preserve">로지: 미트로프 두 개. 금방 나와요.</w:t>
+      </w:r>
+    </w:p>
+    <w:p>
+      <w:pPr>
+        <w:pStyle w:val="BodyText"/>
+      </w:pPr>
+      <w:r>
+        <w:t xml:space="preserve">마커스: 좋아, 노아. 임무가 뭐야? 돌려 말하지 말고.</w:t>
+      </w:r>
+    </w:p>
+    <w:p>
+      <w:pPr>
+        <w:pStyle w:val="BodyText"/>
+      </w:pPr>
+      <w:r>
+        <w:t xml:space="preserve">노아: 회사를 차려요. 새로운 종류의 필러요.</w:t>
+      </w:r>
+    </w:p>
+    <w:p>
+      <w:pPr>
+        <w:pStyle w:val="BodyText"/>
+      </w:pPr>
+      <w:r>
+        <w:t xml:space="preserve">마커스: 필러 회사라. 그러니까 톰이 전화할 만했네.</w:t>
+      </w:r>
+    </w:p>
+    <w:p>
+      <w:pPr>
+        <w:pStyle w:val="BodyText"/>
+      </w:pPr>
+      <w:r>
+        <w:t xml:space="preserve">노아: 상상해 보세요. 루마덤처럼 1년 가는 필러.</w:t>
+      </w:r>
+    </w:p>
+    <w:p>
+      <w:pPr>
+        <w:pStyle w:val="BodyText"/>
+      </w:pPr>
+      <w:r>
+        <w:t xml:space="preserve">마커스: 그래. 상상하는 중이야.</w:t>
+      </w:r>
+    </w:p>
+    <w:p>
+      <w:pPr>
+        <w:pStyle w:val="BodyText"/>
+      </w:pPr>
+      <w:r>
+        <w:t xml:space="preserve">노아: 그런데 응급 상황에선 세 배 빨리 녹아요.</w:t>
+      </w:r>
+    </w:p>
+    <w:p>
+      <w:pPr>
+        <w:pStyle w:val="BodyText"/>
+      </w:pPr>
+      <w:r>
+        <w:t xml:space="preserve">마커스: 그게 왜 중요한데?</w:t>
+      </w:r>
+    </w:p>
+    <w:p>
+      <w:pPr>
+        <w:pStyle w:val="BodyText"/>
+      </w:pPr>
+      <w:r>
+        <w:t xml:space="preserve">노아: 필러가 혈관을 막으면 몇 분이 모든 걸 결정해요. 의사가 빨리 녹이지 못하면 환자는 피부를 잃을 수 있고, 최악의 경우엔 시력까지 잃을 수 있어요.</w:t>
+      </w:r>
+    </w:p>
+    <w:p>
+      <w:pPr>
+        <w:pStyle w:val="BodyText"/>
+      </w:pPr>
+      <w:r>
+        <w:t xml:space="preserve">마커스: 그 기적의 필러는 누가 만드는데?</w:t>
+      </w:r>
+    </w:p>
+    <w:p>
+      <w:pPr>
+        <w:pStyle w:val="BodyText"/>
+      </w:pPr>
+      <w:r>
+        <w:t xml:space="preserve">노아: 프리야 라만이라는 화학자요. 대학원에서 그 화학을 발명했어요.</w:t>
+      </w:r>
+    </w:p>
+    <w:p>
+      <w:pPr>
+        <w:pStyle w:val="BodyText"/>
+      </w:pPr>
+      <w:r>
+        <w:t xml:space="preserve">마커스: 실험실에서 발명했다. 대량으로 만들어 본 사람은 있어?</w:t>
+      </w:r>
+    </w:p>
+    <w:p>
+      <w:pPr>
+        <w:pStyle w:val="BodyText"/>
+      </w:pPr>
+      <w:r>
+        <w:t xml:space="preserve">노아: 아니요. 그래서 제가 여기 온 거예요.</w:t>
+      </w:r>
+    </w:p>
+    <w:p>
+      <w:pPr>
+        <w:pStyle w:val="BodyText"/>
+      </w:pPr>
+      <w:r>
+        <w:t xml:space="preserve">마커스: 아. 이제 미트로프의 의미를 알겠군.</w:t>
+      </w:r>
+    </w:p>
+    <w:p>
+      <w:pPr>
+        <w:pStyle w:val="BodyText"/>
+      </w:pPr>
+      <w:r>
+        <w:t xml:space="preserve">노아: 형님은 코윈에서 충전 라인을 맡고 있잖아요. 매일 무균 주사기를요.</w:t>
+      </w:r>
+    </w:p>
+    <w:p>
+      <w:pPr>
+        <w:pStyle w:val="BodyText"/>
+      </w:pPr>
+      <w:r>
+        <w:t xml:space="preserve">마커스: 1년에 주사기 400만 개. 내가 맡은 동안 리콜 제로.</w:t>
+      </w:r>
+    </w:p>
+    <w:p>
+      <w:pPr>
+        <w:pStyle w:val="BodyText"/>
+      </w:pPr>
+      <w:r>
+        <w:t xml:space="preserve">노아: 바로 그래서 형님이 필요한 거예요.</w:t>
+      </w:r>
+    </w:p>
+    <w:p>
+      <w:pPr>
+        <w:pStyle w:val="BodyText"/>
+      </w:pPr>
+      <w:r>
+        <w:t xml:space="preserve">마커스: 노아, 실험실 젤이랑 무균 제품은 완전히 다른 물건이야.</w:t>
+      </w:r>
+    </w:p>
+    <w:p>
+      <w:pPr>
+        <w:pStyle w:val="BodyText"/>
+      </w:pPr>
+      <w:r>
+        <w:t xml:space="preserve">노아: 어떻게 다른지 말해 주세요.</w:t>
+      </w:r>
+    </w:p>
+    <w:p>
+      <w:pPr>
+        <w:pStyle w:val="BodyText"/>
+      </w:pPr>
+      <w:r>
+        <w:t xml:space="preserve">마커스: 젤이 고압 멸균기를 견뎌야 해. 높은 열, 높은 압력이지. 매 배치마다. 사람 얼굴에 들어가는 제품은 완벽하게 무균이어야 하니까.</w:t>
+      </w:r>
+    </w:p>
+    <w:p>
+      <w:pPr>
+        <w:pStyle w:val="BodyText"/>
+      </w:pPr>
+      <w:r>
+        <w:t xml:space="preserve">노아: 열 때문에 약한 연결고리가 끊어지면요?</w:t>
+      </w:r>
+    </w:p>
+    <w:p>
+      <w:pPr>
+        <w:pStyle w:val="BodyText"/>
+      </w:pPr>
+      <w:r>
+        <w:t xml:space="preserve">마커스: 그럼 기적의 필러가 물이 되는 거지. 비싼 물.</w:t>
+      </w:r>
+    </w:p>
+    <w:p>
+      <w:pPr>
+        <w:pStyle w:val="BodyText"/>
+      </w:pPr>
+      <w:r>
+        <w:t xml:space="preserve">노아: 알겠어요. 진짜 리스크네요. 프리야한테 물어볼게요.</w:t>
+      </w:r>
+    </w:p>
+    <w:p>
+      <w:pPr>
+        <w:pStyle w:val="BodyText"/>
+      </w:pPr>
+      <w:r>
+        <w:t xml:space="preserve">마커스: 그리고 충전은 누가 해? 위탁생산업체가 필요할 텐데.</w:t>
+      </w:r>
+    </w:p>
+    <w:p>
+      <w:pPr>
+        <w:pStyle w:val="BodyText"/>
+      </w:pPr>
+      <w:r>
+        <w:t xml:space="preserve">노아: 코윈 같은 데요?</w:t>
+      </w:r>
+    </w:p>
+    <w:p>
+      <w:pPr>
+        <w:pStyle w:val="BodyText"/>
+      </w:pPr>
+      <w:r>
+        <w:t xml:space="preserve">마커스: 코윈은 안 돼. 코윈은 할번 일을 하니까 이해충돌이야. 톰은 하루 만에 알게 될 거고, 이틀이면 그쪽 변호사들이 자네 집 앞에 와 있을걸.</w:t>
+      </w:r>
+    </w:p>
+    <w:p>
+      <w:pPr>
+        <w:pStyle w:val="BodyText"/>
+      </w:pPr>
+      <w:r>
+        <w:t xml:space="preserve">노아: 그렇죠. 당연하죠.</w:t>
+      </w:r>
+    </w:p>
+    <w:p>
+      <w:pPr>
+        <w:pStyle w:val="BodyText"/>
+      </w:pPr>
+      <w:r>
+        <w:t xml:space="preserve">마커스: 그리고 그런 업체가 두 곳 필요해. 한 곳이 아니라.</w:t>
+      </w:r>
+    </w:p>
+    <w:p>
+      <w:pPr>
+        <w:pStyle w:val="BodyText"/>
+      </w:pPr>
+      <w:r>
+        <w:t xml:space="preserve">노아: 두 곳이요? 한 곳도 감당이 안 되는데.</w:t>
+      </w:r>
+    </w:p>
+    <w:p>
+      <w:pPr>
+        <w:pStyle w:val="BodyText"/>
+      </w:pPr>
+      <w:r>
+        <w:t xml:space="preserve">마커스: 둘은 하나고, 하나는 없는 거다. 군대 규칙이야.</w:t>
+      </w:r>
+    </w:p>
+    <w:p>
+      <w:pPr>
+        <w:pStyle w:val="BodyText"/>
+      </w:pPr>
+      <w:r>
+        <w:t xml:space="preserve">노아: 무슨 뜻이에요?</w:t>
+      </w:r>
+    </w:p>
+    <w:p>
+      <w:pPr>
+        <w:pStyle w:val="BodyText"/>
+      </w:pPr>
+      <w:r>
+        <w:t xml:space="preserve">마커스: 하나밖에 없는데 그게 고장 나면, 아무것도 없는 거야.</w:t>
+      </w:r>
+    </w:p>
+    <w:bookmarkEnd w:id="33"/>
+    <w:bookmarkStart w:id="34" w:name="장면2-개인-사정과-whats-in-it-for-me-1"/>
+    <w:p>
+      <w:pPr>
+        <w:pStyle w:val="Heading3"/>
+      </w:pPr>
+      <w:r>
+        <w:t xml:space="preserve">장면2 — 개인 사정과</w:t>
+      </w:r>
+      <w:r>
+        <w:t xml:space="preserve"> </w:t>
+      </w:r>
+      <w:r>
+        <w:t xml:space="preserve">“</w:t>
+      </w:r>
+      <w:r>
+        <w:t xml:space="preserve">What’s in it for me?</w:t>
+      </w:r>
+      <w:r>
+        <w:t xml:space="preserve">”</w:t>
+      </w:r>
+    </w:p>
+    <w:p>
+      <w:pPr>
+        <w:pStyle w:val="FirstParagraph"/>
+      </w:pPr>
+      <w:r>
+        <w:t xml:space="preserve">로지: 미트로프 두 개요. 파이는 접시 다 비우면 줄 거예요.</w:t>
+      </w:r>
+    </w:p>
+    <w:p>
+      <w:pPr>
+        <w:pStyle w:val="BodyText"/>
+      </w:pPr>
+      <w:r>
+        <w:t xml:space="preserve">마커스: 네, 알겠습니다.</w:t>
+      </w:r>
+    </w:p>
+    <w:p>
+      <w:pPr>
+        <w:pStyle w:val="BodyText"/>
+      </w:pPr>
+      <w:r>
+        <w:t xml:space="preserve">노아: 그 규칙은 어디서 배웠어요? 둘은 하나라는 거.</w:t>
+      </w:r>
+    </w:p>
+    <w:p>
+      <w:pPr>
+        <w:pStyle w:val="BodyText"/>
+      </w:pPr>
+      <w:r>
+        <w:t xml:space="preserve">마커스: 아프가니스탄. 대대 전체의 보급을 맡았지.</w:t>
+      </w:r>
+    </w:p>
+    <w:p>
+      <w:pPr>
+        <w:pStyle w:val="BodyText"/>
+      </w:pPr>
+      <w:r>
+        <w:t xml:space="preserve">노아: 엄청 힘들었겠네요.</w:t>
+      </w:r>
+    </w:p>
+    <w:p>
+      <w:pPr>
+        <w:pStyle w:val="BodyText"/>
+      </w:pPr>
+      <w:r>
+        <w:t xml:space="preserve">마커스: 보급로 하나가 9일 동안 막혔는데, 대안이 없었어. 9일 동안 식량, 물, 약을 세면서, 매일 아침 뭘 포기하고 버틸지 정해야 했지.</w:t>
+      </w:r>
+    </w:p>
+    <w:p>
+      <w:pPr>
+        <w:pStyle w:val="BodyText"/>
+      </w:pPr>
+      <w:r>
+        <w:t xml:space="preserve">노아: 어떻게 됐어요?</w:t>
+      </w:r>
+    </w:p>
+    <w:p>
+      <w:pPr>
+        <w:pStyle w:val="BodyText"/>
+      </w:pPr>
+      <w:r>
+        <w:t xml:space="preserve">마커스: 버텨 냈어. 겨우. 그 뒤로 절대 안 잊었고.</w:t>
+      </w:r>
+    </w:p>
+    <w:p>
+      <w:pPr>
+        <w:pStyle w:val="BodyText"/>
+      </w:pPr>
+      <w:r>
+        <w:t xml:space="preserve">노아: 바로 그런 사고방식이 우리한테 필요해요.</w:t>
+      </w:r>
+    </w:p>
+    <w:p>
+      <w:pPr>
+        <w:pStyle w:val="BodyText"/>
+      </w:pPr>
+      <w:r>
+        <w:t xml:space="preserve">마커스: 하나 묻자, 노아. 나한테 좋은 게 뭐야?</w:t>
+      </w:r>
+    </w:p>
+    <w:p>
+      <w:pPr>
+        <w:pStyle w:val="BodyText"/>
+      </w:pPr>
+      <w:r>
+        <w:t xml:space="preserve">노아: 지분이요. 공동창업자가 되는 거예요. COO로.</w:t>
+      </w:r>
+    </w:p>
+    <w:p>
+      <w:pPr>
+        <w:pStyle w:val="BodyText"/>
+      </w:pPr>
+      <w:r>
+        <w:t xml:space="preserve">마커스: 제품도 돈도 없는 회사의 지분이라.</w:t>
+      </w:r>
+    </w:p>
+    <w:p>
+      <w:pPr>
+        <w:pStyle w:val="BodyText"/>
+      </w:pPr>
+      <w:r>
+        <w:t xml:space="preserve">노아: 아직은요. 아직 제품도 돈도 없는 거죠.</w:t>
+      </w:r>
+    </w:p>
+    <w:p>
+      <w:pPr>
+        <w:pStyle w:val="BodyText"/>
+      </w:pPr>
+      <w:r>
+        <w:t xml:space="preserve">마커스: 난 아내에 애가 둘이고, 주택 대출도 있어.</w:t>
+      </w:r>
+    </w:p>
+    <w:p>
+      <w:pPr>
+        <w:pStyle w:val="BodyText"/>
+      </w:pPr>
+      <w:r>
+        <w:t xml:space="preserve">노아: 이해해요.</w:t>
+      </w:r>
+    </w:p>
+    <w:p>
+      <w:pPr>
+        <w:pStyle w:val="BodyText"/>
+      </w:pPr>
+      <w:r>
+        <w:t xml:space="preserve">마커스: 그래? 딸 케일라는 치아 교정을 해야 하고, 아들은 학교에서 쓸 새 노트북이 필요해. 내가 그만뒀는데 이게 실패하면, 그 대가는 자네가 아니라 우리 애들이 치르는 거야.</w:t>
+      </w:r>
+    </w:p>
+    <w:p>
+      <w:pPr>
+        <w:pStyle w:val="BodyText"/>
+      </w:pPr>
+      <w:r>
+        <w:t xml:space="preserve">노아: 애들이 몇 살이에요?</w:t>
+      </w:r>
+    </w:p>
+    <w:p>
+      <w:pPr>
+        <w:pStyle w:val="BodyText"/>
+      </w:pPr>
+      <w:r>
+        <w:t xml:space="preserve">마커스: 케일라 열다섯, 자말 열하나. 아내 데니스는 고등학교 수학 선생이고.</w:t>
+      </w:r>
+    </w:p>
+    <w:p>
+      <w:pPr>
+        <w:pStyle w:val="BodyText"/>
+      </w:pPr>
+      <w:r>
+        <w:t xml:space="preserve">노아: 그럼 형수님이 우리 스프레드시트를 검사하겠네요.</w:t>
+      </w:r>
+    </w:p>
+    <w:p>
+      <w:pPr>
+        <w:pStyle w:val="BodyText"/>
+      </w:pPr>
+      <w:r>
+        <w:t xml:space="preserve">마커스: 자네 스프레드시트를 박살 낼 거야. 장담해.</w:t>
+      </w:r>
+    </w:p>
+    <w:p>
+      <w:pPr>
+        <w:pStyle w:val="BodyText"/>
+      </w:pPr>
+      <w:r>
+        <w:t xml:space="preserve">노아: 마커스, 내일 당장 그만두라는 게 아니에요.</w:t>
+      </w:r>
+    </w:p>
+    <w:p>
+      <w:pPr>
+        <w:pStyle w:val="BodyText"/>
+      </w:pPr>
+      <w:r>
+        <w:t xml:space="preserve">마커스: 다행이네. 그랬으면 대답은 ’아니’였을 테니까.</w:t>
+      </w:r>
+    </w:p>
+    <w:p>
+      <w:pPr>
+        <w:pStyle w:val="BodyText"/>
+      </w:pPr>
+      <w:r>
+        <w:t xml:space="preserve">노아: 먼저 이 아이디어를 믿어 달라는 거예요.</w:t>
+      </w:r>
+    </w:p>
+    <w:p>
+      <w:pPr>
+        <w:pStyle w:val="BodyText"/>
+      </w:pPr>
+      <w:r>
+        <w:t xml:space="preserve">마커스: 믿음으로 대출금을 갚진 못해, 노아.</w:t>
+      </w:r>
+    </w:p>
+    <w:p>
+      <w:pPr>
+        <w:pStyle w:val="BodyText"/>
+      </w:pPr>
+      <w:r>
+        <w:t xml:space="preserve">노아: 그렇죠. 하지만 돈은 올 거예요. 투자자는 아이디어가 아니라 팀에 투자하거든요. 화학자, 마케터, 생산 전문가가 있는 팀이라면 훨씬 믿음이 가죠.</w:t>
+      </w:r>
+    </w:p>
+    <w:p>
+      <w:pPr>
+        <w:pStyle w:val="BodyText"/>
+      </w:pPr>
+      <w:r>
+        <w:t xml:space="preserve">마커스: 그리고 지금 자네 팀은 자네랑 화학자 한 명이고.</w:t>
+      </w:r>
+    </w:p>
+    <w:p>
+      <w:pPr>
+        <w:pStyle w:val="BodyText"/>
+      </w:pPr>
+      <w:r>
+        <w:t xml:space="preserve">노아: 그래서 테이블에 세 번째 의자가 필요한 거예요.</w:t>
+      </w:r>
+    </w:p>
+    <w:p>
+      <w:pPr>
+        <w:pStyle w:val="BodyText"/>
+      </w:pPr>
+      <w:r>
+        <w:t xml:space="preserve">마커스: 세 번째 의자라. 멋진 표현이네. 역시 마케팅 담당.</w:t>
+      </w:r>
+    </w:p>
+    <w:p>
+      <w:pPr>
+        <w:pStyle w:val="BodyText"/>
+      </w:pPr>
+      <w:r>
+        <w:t xml:space="preserve">노아: 그래도 사실이에요. 생산 없이는 그냥 과학 프로젝트일 뿐이에요. 프리야는 실험실에서 젤을 만들 수 있지만, 누군가는 그걸 안전하게 수백만 번 만들어야 하잖아요.</w:t>
+      </w:r>
+    </w:p>
+    <w:p>
+      <w:pPr>
+        <w:pStyle w:val="BodyText"/>
+      </w:pPr>
+      <w:r>
+        <w:t xml:space="preserve">마커스: 그 부분은 동의해.</w:t>
+      </w:r>
+    </w:p>
+    <w:bookmarkEnd w:id="34"/>
+    <w:bookmarkStart w:id="35" w:name="절정전환-그-로트-1"/>
+    <w:p>
+      <w:pPr>
+        <w:pStyle w:val="Heading3"/>
+      </w:pPr>
+      <w:r>
+        <w:t xml:space="preserve">절정·전환 — 그 로트</w:t>
+      </w:r>
+    </w:p>
+    <w:p>
+      <w:pPr>
+        <w:pStyle w:val="FirstParagraph"/>
+      </w:pPr>
+      <w:r>
+        <w:t xml:space="preserve">노아: 제가 진짜 왜 이걸 하는지 말해도 될까요?</w:t>
+      </w:r>
+    </w:p>
+    <w:p>
+      <w:pPr>
+        <w:pStyle w:val="BodyText"/>
+      </w:pPr>
+      <w:r>
+        <w:t xml:space="preserve">마커스: 해 봐.</w:t>
+      </w:r>
+    </w:p>
+    <w:p>
+      <w:pPr>
+        <w:pStyle w:val="BodyText"/>
+      </w:pPr>
+      <w:r>
+        <w:t xml:space="preserve">노아: 지난 금요일에 제 동생한테 혈관 폐색이 왔어요. 루마덤 볼륨이었어요.</w:t>
+      </w:r>
+    </w:p>
+    <w:p>
+      <w:pPr>
+        <w:pStyle w:val="BodyText"/>
+      </w:pPr>
+      <w:r>
+        <w:t xml:space="preserve">마커스: 루마덤 볼륨. 어느 로트?</w:t>
+      </w:r>
+    </w:p>
+    <w:p>
+      <w:pPr>
+        <w:pStyle w:val="BodyText"/>
+      </w:pPr>
+      <w:r>
+        <w:t xml:space="preserve">노아: 모르겠어요. 메디스파가 응급실에 라벨을 팩스로 보냈어요.</w:t>
+      </w:r>
+    </w:p>
+    <w:p>
+      <w:pPr>
+        <w:pStyle w:val="BodyText"/>
+      </w:pPr>
+      <w:r>
+        <w:t xml:space="preserve">마커스: 올해 루마덤 볼륨은 대부분 내 라인에서 나왔어.</w:t>
+      </w:r>
+    </w:p>
+    <w:p>
+      <w:pPr>
+        <w:pStyle w:val="BodyText"/>
+      </w:pPr>
+      <w:r>
+        <w:t xml:space="preserve">노아: 형님 라인에서요?</w:t>
+      </w:r>
+    </w:p>
+    <w:p>
+      <w:pPr>
+        <w:pStyle w:val="BodyText"/>
+      </w:pPr>
+      <w:r>
+        <w:t xml:space="preserve">마커스: 난 모든 로트에 서명해, 노아. 하나도 빠짐없이.</w:t>
+      </w:r>
+    </w:p>
+    <w:p>
+      <w:pPr>
+        <w:pStyle w:val="BodyText"/>
+      </w:pPr>
+      <w:r>
+        <w:t xml:space="preserve">노아: 품질 문제가 아니었어요. 제품은 정상이었어요.</w:t>
+      </w:r>
+    </w:p>
+    <w:p>
+      <w:pPr>
+        <w:pStyle w:val="BodyText"/>
+      </w:pPr>
+      <w:r>
+        <w:t xml:space="preserve">마커스: 알아. 그래도 내 손을 거쳐 나간 거잖아. 로트에 서명한다는 건, 그게 공장을 떠난 뒤에 일어나는 모든 일에 서명하는 거야. 난 그렇게 생각해.</w:t>
+      </w:r>
+    </w:p>
+    <w:p>
+      <w:pPr>
+        <w:pStyle w:val="BodyText"/>
+      </w:pPr>
+      <w:r>
+        <w:t xml:space="preserve">노아: 시술자가 교육을 안 받았고, 효소가 너무 느렸을 뿐이에요.</w:t>
+      </w:r>
+    </w:p>
+    <w:p>
+      <w:pPr>
+        <w:pStyle w:val="BodyText"/>
+      </w:pPr>
+      <w:r>
+        <w:t xml:space="preserve">마커스: 동생은 지금 어때?</w:t>
+      </w:r>
+    </w:p>
+    <w:p>
+      <w:pPr>
+        <w:pStyle w:val="BodyText"/>
+      </w:pPr>
+      <w:r>
+        <w:t xml:space="preserve">노아: 회복 중이에요. 아마 코에 작은 흉터가 남을 거예요.</w:t>
+      </w:r>
+    </w:p>
+    <w:p>
+      <w:pPr>
+        <w:pStyle w:val="BodyText"/>
+      </w:pPr>
+      <w:r>
+        <w:t xml:space="preserve">마커스: 케일라가 열다섯이야. 5년 뒤면 걔도 이런 걸 원하겠지.</w:t>
+      </w:r>
+    </w:p>
+    <w:p>
+      <w:pPr>
+        <w:pStyle w:val="BodyText"/>
+      </w:pPr>
+      <w:r>
+        <w:t xml:space="preserve">노아: 누구네 딸이든 그렇겠죠.</w:t>
+      </w:r>
+    </w:p>
+    <w:p>
+      <w:pPr>
+        <w:pStyle w:val="BodyText"/>
+      </w:pPr>
+      <w:r>
+        <w:t xml:space="preserve">마커스: 하나 말해 줄까? 비공식적으로?</w:t>
+      </w:r>
+    </w:p>
+    <w:p>
+      <w:pPr>
+        <w:pStyle w:val="BodyText"/>
+      </w:pPr>
+      <w:r>
+        <w:t xml:space="preserve">노아: 그럼요.</w:t>
+      </w:r>
+    </w:p>
+    <w:p>
+      <w:pPr>
+        <w:pStyle w:val="BodyText"/>
+      </w:pPr>
+      <w:r>
+        <w:t xml:space="preserve">마커스: 할번은 계속 더 많이, 더 빨리 생산하라고 밀어붙여. 내가 세 번이나 버텼어. 빨리 한다는 건 보통 검사를 건너뛴다는 뜻이고, 무균 라인에서 검사를 건너뛰면 사람이 다치거든.</w:t>
+      </w:r>
+    </w:p>
+    <w:p>
+      <w:pPr>
+        <w:pStyle w:val="BodyText"/>
+      </w:pPr>
+      <w:r>
+        <w:t xml:space="preserve">노아: 그래서요?</w:t>
+      </w:r>
+    </w:p>
+    <w:p>
+      <w:pPr>
+        <w:pStyle w:val="BodyText"/>
+      </w:pPr>
+      <w:r>
+        <w:t xml:space="preserve">마커스: 지난달에 공장장이</w:t>
+      </w:r>
+      <w:r>
+        <w:t xml:space="preserve"> </w:t>
+      </w:r>
+      <w:r>
+        <w:t xml:space="preserve">“</w:t>
+      </w:r>
+      <w:r>
+        <w:t xml:space="preserve">좀 더 유연하게 하라</w:t>
+      </w:r>
+      <w:r>
+        <w:t xml:space="preserve">”</w:t>
+      </w:r>
+      <w:r>
+        <w:t xml:space="preserve">고 하더군.</w:t>
+      </w:r>
+    </w:p>
+    <w:p>
+      <w:pPr>
+        <w:pStyle w:val="BodyText"/>
+      </w:pPr>
+      <w:r>
+        <w:t xml:space="preserve">노아: 무균 생산을 유연하게요?</w:t>
+      </w:r>
+    </w:p>
+    <w:p>
+      <w:pPr>
+        <w:pStyle w:val="BodyText"/>
+      </w:pPr>
+      <w:r>
+        <w:t xml:space="preserve">마커스: 나도 그렇게 말했지. 그 사람은 싫어하더라.</w:t>
+      </w:r>
+    </w:p>
+    <w:p>
+      <w:pPr>
+        <w:pStyle w:val="BodyText"/>
+      </w:pPr>
+      <w:r>
+        <w:t xml:space="preserve">노아: 그러니까 형님도 거기서 완전히 행복하진 않은 거네요.</w:t>
+      </w:r>
+    </w:p>
+    <w:p>
+      <w:pPr>
+        <w:pStyle w:val="BodyText"/>
+      </w:pPr>
+      <w:r>
+        <w:t xml:space="preserve">마커스: 난 군인이야. 행복은 필요 없어. 임무를 믿을 수 있어야지. 그런데 지금은 코윈에서 명령을 내리는 사람들을 믿을 수 있을지 잘 모르겠어.</w:t>
+      </w:r>
+    </w:p>
+    <w:p>
+      <w:pPr>
+        <w:pStyle w:val="BodyText"/>
+      </w:pPr>
+      <w:r>
+        <w:t xml:space="preserve">노아: 그럼 이 임무를 믿어 보세요.</w:t>
+      </w:r>
+    </w:p>
+    <w:bookmarkEnd w:id="35"/>
+    <w:bookmarkStart w:id="36" w:name="마무리-파이-그리고-조건-1"/>
+    <w:p>
+      <w:pPr>
+        <w:pStyle w:val="Heading3"/>
+      </w:pPr>
+      <w:r>
+        <w:t xml:space="preserve">마무리 — 파이, 그리고 조건</w:t>
+      </w:r>
+    </w:p>
+    <w:p>
+      <w:pPr>
+        <w:pStyle w:val="FirstParagraph"/>
+      </w:pPr>
+      <w:r>
+        <w:t xml:space="preserve">로지: 다 비웠네! 약속대로 피칸 파이 두 개.</w:t>
+      </w:r>
+    </w:p>
+    <w:p>
+      <w:pPr>
+        <w:pStyle w:val="BodyText"/>
+      </w:pPr>
+      <w:r>
+        <w:t xml:space="preserve">마커스: 고마워요, 로지. 좋아, 노아. 내 조건은 이래.</w:t>
+      </w:r>
+    </w:p>
+    <w:p>
+      <w:pPr>
+        <w:pStyle w:val="BodyText"/>
+      </w:pPr>
+      <w:r>
+        <w:t xml:space="preserve">노아: 듣고 있어요.</w:t>
+      </w:r>
+    </w:p>
+    <w:p>
+      <w:pPr>
+        <w:pStyle w:val="BodyText"/>
+      </w:pPr>
+      <w:r>
+        <w:t xml:space="preserve">마커스: 첫째, 코윈 계약서부터 확인한다. 바보짓은 안 할 거야.</w:t>
+      </w:r>
+    </w:p>
+    <w:p>
+      <w:pPr>
+        <w:pStyle w:val="BodyText"/>
+      </w:pPr>
+      <w:r>
+        <w:t xml:space="preserve">노아: 맞아요. 어차피 변호사를 구할 거예요.</w:t>
+      </w:r>
+    </w:p>
+    <w:p>
+      <w:pPr>
+        <w:pStyle w:val="BodyText"/>
+      </w:pPr>
+      <w:r>
+        <w:t xml:space="preserve">마커스: 둘째, 밤이랑 주말에 돕는다. 당분간은 조언만.</w:t>
+      </w:r>
+    </w:p>
+    <w:p>
+      <w:pPr>
+        <w:pStyle w:val="BodyText"/>
+      </w:pPr>
+      <w:r>
+        <w:t xml:space="preserve">노아: 그리고 셋째는요?</w:t>
+      </w:r>
+    </w:p>
+    <w:p>
+      <w:pPr>
+        <w:pStyle w:val="BodyText"/>
+      </w:pPr>
+      <w:r>
+        <w:t xml:space="preserve">마커스: 자네가 진짜 투자를 받아서 월급이 나오는 날, 난 올인한다. 그 전엔 안 돼, 노아. 내 가족이 먼저고, 냅킨 한 장에 가족의 미래를 걸 순 없어.</w:t>
+      </w:r>
+    </w:p>
+    <w:p>
+      <w:pPr>
+        <w:pStyle w:val="BodyText"/>
+      </w:pPr>
+      <w:r>
+        <w:t xml:space="preserve">노아: 월급 먼저. 그다음 올인. 좋아요.</w:t>
+      </w:r>
+    </w:p>
+    <w:p>
+      <w:pPr>
+        <w:pStyle w:val="BodyText"/>
+      </w:pPr>
+      <w:r>
+        <w:t xml:space="preserve">마커스: 좋아. 그리고 노아? 그거 냅킨에 적어 둬.</w:t>
+      </w:r>
+    </w:p>
+    <w:p>
+      <w:pPr>
+        <w:pStyle w:val="BodyText"/>
+      </w:pPr>
+      <w:r>
+        <w:t xml:space="preserve">노아: 제 냅킨은 어떻게 알아요?</w:t>
+      </w:r>
+    </w:p>
+    <w:p>
+      <w:pPr>
+        <w:pStyle w:val="BodyText"/>
+      </w:pPr>
+      <w:r>
+        <w:t xml:space="preserve">마커스: 자네 한 시간째 그 냅킨에 뭘 그리고 있잖아.</w:t>
+      </w:r>
+    </w:p>
+    <w:p>
+      <w:pPr>
+        <w:pStyle w:val="BodyText"/>
+      </w:pPr>
+      <w:r>
+        <w:t xml:space="preserve">노아: 맞는 말이네요. 하나 더요. 의사가 아직 필요해요.</w:t>
+      </w:r>
+    </w:p>
+    <w:p>
+      <w:pPr>
+        <w:pStyle w:val="BodyText"/>
+      </w:pPr>
+      <w:r>
+        <w:t xml:space="preserve">마커스: 그럼 두 명 찾아. 둘은 하나고, 하나는 없는 거야.</w:t>
+      </w:r>
+    </w:p>
+    <w:p>
+      <w:pPr>
+        <w:pStyle w:val="BodyText"/>
+      </w:pPr>
+      <w:r>
+        <w:t xml:space="preserve">노아: 일단 한 명부터요. 누구한테 전화할지 정확히 알아요.</w:t>
+      </w:r>
+    </w:p>
+    <w:bookmarkEnd w:id="36"/>
+    <w:bookmarkEnd w:id="37"/>
+    <w:bookmarkEnd w:id="38"/>
     <w:sectPr/>
   </w:body>
 </w:document>
@@ -3516,583 +3475,8 @@
       </w:pPr>
     </w:lvl>
   </w:abstractNum>
-  <w:abstractNum w:abstractNumId="99411">
-    <w:nsid w:val="A99411"/>
-    <w:multiLevelType w:val="multilevel"/>
-    <w:lvl w:ilvl="0">
-      <w:start w:val="1"/>
-      <w:numFmt w:val="decimal"/>
-      <w:lvlText w:val="%1."/>
-      <w:lvlJc w:val="left"/>
-      <w:pPr>
-        <w:ind w:left="720" w:hanging="480"/>
-      </w:pPr>
-    </w:lvl>
-    <w:lvl w:ilvl="1">
-      <w:start w:val="1"/>
-      <w:numFmt w:val="decimal"/>
-      <w:lvlText w:val="%2."/>
-      <w:lvlJc w:val="left"/>
-      <w:pPr>
-        <w:ind w:left="1440" w:hanging="480"/>
-      </w:pPr>
-    </w:lvl>
-    <w:lvl w:ilvl="2">
-      <w:start w:val="1"/>
-      <w:numFmt w:val="decimal"/>
-      <w:lvlText w:val="%3."/>
-      <w:lvlJc w:val="left"/>
-      <w:pPr>
-        <w:ind w:left="2160" w:hanging="480"/>
-      </w:pPr>
-    </w:lvl>
-    <w:lvl w:ilvl="3">
-      <w:start w:val="1"/>
-      <w:numFmt w:val="decimal"/>
-      <w:lvlText w:val="%4."/>
-      <w:lvlJc w:val="left"/>
-      <w:pPr>
-        <w:ind w:left="2880" w:hanging="480"/>
-      </w:pPr>
-    </w:lvl>
-    <w:lvl w:ilvl="4">
-      <w:start w:val="1"/>
-      <w:numFmt w:val="decimal"/>
-      <w:lvlText w:val="%5."/>
-      <w:lvlJc w:val="left"/>
-      <w:pPr>
-        <w:ind w:left="3600" w:hanging="480"/>
-      </w:pPr>
-    </w:lvl>
-    <w:lvl w:ilvl="5">
-      <w:start w:val="1"/>
-      <w:numFmt w:val="decimal"/>
-      <w:lvlText w:val="%6."/>
-      <w:lvlJc w:val="left"/>
-      <w:pPr>
-        <w:ind w:left="4320" w:hanging="480"/>
-      </w:pPr>
-    </w:lvl>
-    <w:lvl w:ilvl="6">
-      <w:start w:val="1"/>
-      <w:numFmt w:val="decimal"/>
-      <w:lvlText w:val="%7."/>
-      <w:lvlJc w:val="left"/>
-      <w:pPr>
-        <w:ind w:left="5040" w:hanging="480"/>
-      </w:pPr>
-    </w:lvl>
-    <w:lvl w:ilvl="7">
-      <w:start w:val="1"/>
-      <w:numFmt w:val="decimal"/>
-      <w:lvlText w:val="%8."/>
-      <w:lvlJc w:val="left"/>
-      <w:pPr>
-        <w:ind w:left="5760" w:hanging="480"/>
-      </w:pPr>
-    </w:lvl>
-    <w:lvl w:ilvl="8">
-      <w:start w:val="1"/>
-      <w:numFmt w:val="decimal"/>
-      <w:lvlText w:val="%9."/>
-      <w:lvlJc w:val="left"/>
-      <w:pPr>
-        <w:ind w:left="6480" w:hanging="480"/>
-      </w:pPr>
-    </w:lvl>
-  </w:abstractNum>
-  <w:abstractNum w:abstractNumId="994116">
-    <w:nsid w:val="A994116"/>
-    <w:multiLevelType w:val="multilevel"/>
-    <w:lvl w:ilvl="0">
-      <w:start w:val="16"/>
-      <w:numFmt w:val="decimal"/>
-      <w:lvlText w:val="%1."/>
-      <w:lvlJc w:val="left"/>
-      <w:pPr>
-        <w:ind w:left="720" w:hanging="480"/>
-      </w:pPr>
-    </w:lvl>
-    <w:lvl w:ilvl="1">
-      <w:start w:val="16"/>
-      <w:numFmt w:val="decimal"/>
-      <w:lvlText w:val="%2."/>
-      <w:lvlJc w:val="left"/>
-      <w:pPr>
-        <w:ind w:left="1440" w:hanging="480"/>
-      </w:pPr>
-    </w:lvl>
-    <w:lvl w:ilvl="2">
-      <w:start w:val="16"/>
-      <w:numFmt w:val="decimal"/>
-      <w:lvlText w:val="%3."/>
-      <w:lvlJc w:val="left"/>
-      <w:pPr>
-        <w:ind w:left="2160" w:hanging="480"/>
-      </w:pPr>
-    </w:lvl>
-    <w:lvl w:ilvl="3">
-      <w:start w:val="16"/>
-      <w:numFmt w:val="decimal"/>
-      <w:lvlText w:val="%4."/>
-      <w:lvlJc w:val="left"/>
-      <w:pPr>
-        <w:ind w:left="2880" w:hanging="480"/>
-      </w:pPr>
-    </w:lvl>
-    <w:lvl w:ilvl="4">
-      <w:start w:val="16"/>
-      <w:numFmt w:val="decimal"/>
-      <w:lvlText w:val="%5."/>
-      <w:lvlJc w:val="left"/>
-      <w:pPr>
-        <w:ind w:left="3600" w:hanging="480"/>
-      </w:pPr>
-    </w:lvl>
-    <w:lvl w:ilvl="5">
-      <w:start w:val="16"/>
-      <w:numFmt w:val="decimal"/>
-      <w:lvlText w:val="%6."/>
-      <w:lvlJc w:val="left"/>
-      <w:pPr>
-        <w:ind w:left="4320" w:hanging="480"/>
-      </w:pPr>
-    </w:lvl>
-    <w:lvl w:ilvl="6">
-      <w:start w:val="16"/>
-      <w:numFmt w:val="decimal"/>
-      <w:lvlText w:val="%7."/>
-      <w:lvlJc w:val="left"/>
-      <w:pPr>
-        <w:ind w:left="5040" w:hanging="480"/>
-      </w:pPr>
-    </w:lvl>
-    <w:lvl w:ilvl="7">
-      <w:start w:val="16"/>
-      <w:numFmt w:val="decimal"/>
-      <w:lvlText w:val="%8."/>
-      <w:lvlJc w:val="left"/>
-      <w:pPr>
-        <w:ind w:left="5760" w:hanging="480"/>
-      </w:pPr>
-    </w:lvl>
-    <w:lvl w:ilvl="8">
-      <w:start w:val="16"/>
-      <w:numFmt w:val="decimal"/>
-      <w:lvlText w:val="%9."/>
-      <w:lvlJc w:val="left"/>
-      <w:pPr>
-        <w:ind w:left="6480" w:hanging="480"/>
-      </w:pPr>
-    </w:lvl>
-  </w:abstractNum>
-  <w:abstractNum w:abstractNumId="994151">
-    <w:nsid w:val="A994151"/>
-    <w:multiLevelType w:val="multilevel"/>
-    <w:lvl w:ilvl="0">
-      <w:start w:val="51"/>
-      <w:numFmt w:val="decimal"/>
-      <w:lvlText w:val="%1."/>
-      <w:lvlJc w:val="left"/>
-      <w:pPr>
-        <w:ind w:left="720" w:hanging="480"/>
-      </w:pPr>
-    </w:lvl>
-    <w:lvl w:ilvl="1">
-      <w:start w:val="51"/>
-      <w:numFmt w:val="decimal"/>
-      <w:lvlText w:val="%2."/>
-      <w:lvlJc w:val="left"/>
-      <w:pPr>
-        <w:ind w:left="1440" w:hanging="480"/>
-      </w:pPr>
-    </w:lvl>
-    <w:lvl w:ilvl="2">
-      <w:start w:val="51"/>
-      <w:numFmt w:val="decimal"/>
-      <w:lvlText w:val="%3."/>
-      <w:lvlJc w:val="left"/>
-      <w:pPr>
-        <w:ind w:left="2160" w:hanging="480"/>
-      </w:pPr>
-    </w:lvl>
-    <w:lvl w:ilvl="3">
-      <w:start w:val="51"/>
-      <w:numFmt w:val="decimal"/>
-      <w:lvlText w:val="%4."/>
-      <w:lvlJc w:val="left"/>
-      <w:pPr>
-        <w:ind w:left="2880" w:hanging="480"/>
-      </w:pPr>
-    </w:lvl>
-    <w:lvl w:ilvl="4">
-      <w:start w:val="51"/>
-      <w:numFmt w:val="decimal"/>
-      <w:lvlText w:val="%5."/>
-      <w:lvlJc w:val="left"/>
-      <w:pPr>
-        <w:ind w:left="3600" w:hanging="480"/>
-      </w:pPr>
-    </w:lvl>
-    <w:lvl w:ilvl="5">
-      <w:start w:val="51"/>
-      <w:numFmt w:val="decimal"/>
-      <w:lvlText w:val="%6."/>
-      <w:lvlJc w:val="left"/>
-      <w:pPr>
-        <w:ind w:left="4320" w:hanging="480"/>
-      </w:pPr>
-    </w:lvl>
-    <w:lvl w:ilvl="6">
-      <w:start w:val="51"/>
-      <w:numFmt w:val="decimal"/>
-      <w:lvlText w:val="%7."/>
-      <w:lvlJc w:val="left"/>
-      <w:pPr>
-        <w:ind w:left="5040" w:hanging="480"/>
-      </w:pPr>
-    </w:lvl>
-    <w:lvl w:ilvl="7">
-      <w:start w:val="51"/>
-      <w:numFmt w:val="decimal"/>
-      <w:lvlText w:val="%8."/>
-      <w:lvlJc w:val="left"/>
-      <w:pPr>
-        <w:ind w:left="5760" w:hanging="480"/>
-      </w:pPr>
-    </w:lvl>
-    <w:lvl w:ilvl="8">
-      <w:start w:val="51"/>
-      <w:numFmt w:val="decimal"/>
-      <w:lvlText w:val="%9."/>
-      <w:lvlJc w:val="left"/>
-      <w:pPr>
-        <w:ind w:left="6480" w:hanging="480"/>
-      </w:pPr>
-    </w:lvl>
-  </w:abstractNum>
-  <w:abstractNum w:abstractNumId="994181">
-    <w:nsid w:val="A994181"/>
-    <w:multiLevelType w:val="multilevel"/>
-    <w:lvl w:ilvl="0">
-      <w:start w:val="81"/>
-      <w:numFmt w:val="decimal"/>
-      <w:lvlText w:val="%1."/>
-      <w:lvlJc w:val="left"/>
-      <w:pPr>
-        <w:ind w:left="720" w:hanging="480"/>
-      </w:pPr>
-    </w:lvl>
-    <w:lvl w:ilvl="1">
-      <w:start w:val="81"/>
-      <w:numFmt w:val="decimal"/>
-      <w:lvlText w:val="%2."/>
-      <w:lvlJc w:val="left"/>
-      <w:pPr>
-        <w:ind w:left="1440" w:hanging="480"/>
-      </w:pPr>
-    </w:lvl>
-    <w:lvl w:ilvl="2">
-      <w:start w:val="81"/>
-      <w:numFmt w:val="decimal"/>
-      <w:lvlText w:val="%3."/>
-      <w:lvlJc w:val="left"/>
-      <w:pPr>
-        <w:ind w:left="2160" w:hanging="480"/>
-      </w:pPr>
-    </w:lvl>
-    <w:lvl w:ilvl="3">
-      <w:start w:val="81"/>
-      <w:numFmt w:val="decimal"/>
-      <w:lvlText w:val="%4."/>
-      <w:lvlJc w:val="left"/>
-      <w:pPr>
-        <w:ind w:left="2880" w:hanging="480"/>
-      </w:pPr>
-    </w:lvl>
-    <w:lvl w:ilvl="4">
-      <w:start w:val="81"/>
-      <w:numFmt w:val="decimal"/>
-      <w:lvlText w:val="%5."/>
-      <w:lvlJc w:val="left"/>
-      <w:pPr>
-        <w:ind w:left="3600" w:hanging="480"/>
-      </w:pPr>
-    </w:lvl>
-    <w:lvl w:ilvl="5">
-      <w:start w:val="81"/>
-      <w:numFmt w:val="decimal"/>
-      <w:lvlText w:val="%6."/>
-      <w:lvlJc w:val="left"/>
-      <w:pPr>
-        <w:ind w:left="4320" w:hanging="480"/>
-      </w:pPr>
-    </w:lvl>
-    <w:lvl w:ilvl="6">
-      <w:start w:val="81"/>
-      <w:numFmt w:val="decimal"/>
-      <w:lvlText w:val="%7."/>
-      <w:lvlJc w:val="left"/>
-      <w:pPr>
-        <w:ind w:left="5040" w:hanging="480"/>
-      </w:pPr>
-    </w:lvl>
-    <w:lvl w:ilvl="7">
-      <w:start w:val="81"/>
-      <w:numFmt w:val="decimal"/>
-      <w:lvlText w:val="%8."/>
-      <w:lvlJc w:val="left"/>
-      <w:pPr>
-        <w:ind w:left="5760" w:hanging="480"/>
-      </w:pPr>
-    </w:lvl>
-    <w:lvl w:ilvl="8">
-      <w:start w:val="81"/>
-      <w:numFmt w:val="decimal"/>
-      <w:lvlText w:val="%9."/>
-      <w:lvlJc w:val="left"/>
-      <w:pPr>
-        <w:ind w:left="6480" w:hanging="480"/>
-      </w:pPr>
-    </w:lvl>
-  </w:abstractNum>
-  <w:abstractNum w:abstractNumId="9941106">
-    <w:nsid w:val="A9941106"/>
-    <w:multiLevelType w:val="multilevel"/>
-    <w:lvl w:ilvl="0">
-      <w:start w:val="106"/>
-      <w:numFmt w:val="decimal"/>
-      <w:lvlText w:val="%1."/>
-      <w:lvlJc w:val="left"/>
-      <w:pPr>
-        <w:ind w:left="720" w:hanging="480"/>
-      </w:pPr>
-    </w:lvl>
-    <w:lvl w:ilvl="1">
-      <w:start w:val="106"/>
-      <w:numFmt w:val="decimal"/>
-      <w:lvlText w:val="%2."/>
-      <w:lvlJc w:val="left"/>
-      <w:pPr>
-        <w:ind w:left="1440" w:hanging="480"/>
-      </w:pPr>
-    </w:lvl>
-    <w:lvl w:ilvl="2">
-      <w:start w:val="106"/>
-      <w:numFmt w:val="decimal"/>
-      <w:lvlText w:val="%3."/>
-      <w:lvlJc w:val="left"/>
-      <w:pPr>
-        <w:ind w:left="2160" w:hanging="480"/>
-      </w:pPr>
-    </w:lvl>
-    <w:lvl w:ilvl="3">
-      <w:start w:val="106"/>
-      <w:numFmt w:val="decimal"/>
-      <w:lvlText w:val="%4."/>
-      <w:lvlJc w:val="left"/>
-      <w:pPr>
-        <w:ind w:left="2880" w:hanging="480"/>
-      </w:pPr>
-    </w:lvl>
-    <w:lvl w:ilvl="4">
-      <w:start w:val="106"/>
-      <w:numFmt w:val="decimal"/>
-      <w:lvlText w:val="%5."/>
-      <w:lvlJc w:val="left"/>
-      <w:pPr>
-        <w:ind w:left="3600" w:hanging="480"/>
-      </w:pPr>
-    </w:lvl>
-    <w:lvl w:ilvl="5">
-      <w:start w:val="106"/>
-      <w:numFmt w:val="decimal"/>
-      <w:lvlText w:val="%6."/>
-      <w:lvlJc w:val="left"/>
-      <w:pPr>
-        <w:ind w:left="4320" w:hanging="480"/>
-      </w:pPr>
-    </w:lvl>
-    <w:lvl w:ilvl="6">
-      <w:start w:val="106"/>
-      <w:numFmt w:val="decimal"/>
-      <w:lvlText w:val="%7."/>
-      <w:lvlJc w:val="left"/>
-      <w:pPr>
-        <w:ind w:left="5040" w:hanging="480"/>
-      </w:pPr>
-    </w:lvl>
-    <w:lvl w:ilvl="7">
-      <w:start w:val="106"/>
-      <w:numFmt w:val="decimal"/>
-      <w:lvlText w:val="%8."/>
-      <w:lvlJc w:val="left"/>
-      <w:pPr>
-        <w:ind w:left="5760" w:hanging="480"/>
-      </w:pPr>
-    </w:lvl>
-    <w:lvl w:ilvl="8">
-      <w:start w:val="106"/>
-      <w:numFmt w:val="decimal"/>
-      <w:lvlText w:val="%9."/>
-      <w:lvlJc w:val="left"/>
-      <w:pPr>
-        <w:ind w:left="6480" w:hanging="480"/>
-      </w:pPr>
-    </w:lvl>
-  </w:abstractNum>
   <w:num w:numId="1000">
     <w:abstractNumId w:val="990"/>
-  </w:num>
-  <w:num w:numId="1001">
-    <w:abstractNumId w:val="99411"/>
-    <w:lvlOverride w:ilvl="0">
-      <w:startOverride w:val="1"/>
-    </w:lvlOverride>
-    <w:lvlOverride w:ilvl="1">
-      <w:startOverride w:val="1"/>
-    </w:lvlOverride>
-    <w:lvlOverride w:ilvl="2">
-      <w:startOverride w:val="1"/>
-    </w:lvlOverride>
-    <w:lvlOverride w:ilvl="3">
-      <w:startOverride w:val="1"/>
-    </w:lvlOverride>
-    <w:lvlOverride w:ilvl="4">
-      <w:startOverride w:val="1"/>
-    </w:lvlOverride>
-    <w:lvlOverride w:ilvl="5">
-      <w:startOverride w:val="1"/>
-    </w:lvlOverride>
-    <w:lvlOverride w:ilvl="6">
-      <w:startOverride w:val="1"/>
-    </w:lvlOverride>
-    <w:lvlOverride w:ilvl="7">
-      <w:startOverride w:val="1"/>
-    </w:lvlOverride>
-    <w:lvlOverride w:ilvl="8">
-      <w:startOverride w:val="1"/>
-    </w:lvlOverride>
-  </w:num>
-  <w:num w:numId="1002">
-    <w:abstractNumId w:val="994116"/>
-    <w:lvlOverride w:ilvl="0">
-      <w:startOverride w:val="16"/>
-    </w:lvlOverride>
-    <w:lvlOverride w:ilvl="1">
-      <w:startOverride w:val="16"/>
-    </w:lvlOverride>
-    <w:lvlOverride w:ilvl="2">
-      <w:startOverride w:val="16"/>
-    </w:lvlOverride>
-    <w:lvlOverride w:ilvl="3">
-      <w:startOverride w:val="16"/>
-    </w:lvlOverride>
-    <w:lvlOverride w:ilvl="4">
-      <w:startOverride w:val="16"/>
-    </w:lvlOverride>
-    <w:lvlOverride w:ilvl="5">
-      <w:startOverride w:val="16"/>
-    </w:lvlOverride>
-    <w:lvlOverride w:ilvl="6">
-      <w:startOverride w:val="16"/>
-    </w:lvlOverride>
-    <w:lvlOverride w:ilvl="7">
-      <w:startOverride w:val="16"/>
-    </w:lvlOverride>
-    <w:lvlOverride w:ilvl="8">
-      <w:startOverride w:val="16"/>
-    </w:lvlOverride>
-  </w:num>
-  <w:num w:numId="1003">
-    <w:abstractNumId w:val="994151"/>
-    <w:lvlOverride w:ilvl="0">
-      <w:startOverride w:val="51"/>
-    </w:lvlOverride>
-    <w:lvlOverride w:ilvl="1">
-      <w:startOverride w:val="51"/>
-    </w:lvlOverride>
-    <w:lvlOverride w:ilvl="2">
-      <w:startOverride w:val="51"/>
-    </w:lvlOverride>
-    <w:lvlOverride w:ilvl="3">
-      <w:startOverride w:val="51"/>
-    </w:lvlOverride>
-    <w:lvlOverride w:ilvl="4">
-      <w:startOverride w:val="51"/>
-    </w:lvlOverride>
-    <w:lvlOverride w:ilvl="5">
-      <w:startOverride w:val="51"/>
-    </w:lvlOverride>
-    <w:lvlOverride w:ilvl="6">
-      <w:startOverride w:val="51"/>
-    </w:lvlOverride>
-    <w:lvlOverride w:ilvl="7">
-      <w:startOverride w:val="51"/>
-    </w:lvlOverride>
-    <w:lvlOverride w:ilvl="8">
-      <w:startOverride w:val="51"/>
-    </w:lvlOverride>
-  </w:num>
-  <w:num w:numId="1004">
-    <w:abstractNumId w:val="994181"/>
-    <w:lvlOverride w:ilvl="0">
-      <w:startOverride w:val="81"/>
-    </w:lvlOverride>
-    <w:lvlOverride w:ilvl="1">
-      <w:startOverride w:val="81"/>
-    </w:lvlOverride>
-    <w:lvlOverride w:ilvl="2">
-      <w:startOverride w:val="81"/>
-    </w:lvlOverride>
-    <w:lvlOverride w:ilvl="3">
-      <w:startOverride w:val="81"/>
-    </w:lvlOverride>
-    <w:lvlOverride w:ilvl="4">
-      <w:startOverride w:val="81"/>
-    </w:lvlOverride>
-    <w:lvlOverride w:ilvl="5">
-      <w:startOverride w:val="81"/>
-    </w:lvlOverride>
-    <w:lvlOverride w:ilvl="6">
-      <w:startOverride w:val="81"/>
-    </w:lvlOverride>
-    <w:lvlOverride w:ilvl="7">
-      <w:startOverride w:val="81"/>
-    </w:lvlOverride>
-    <w:lvlOverride w:ilvl="8">
-      <w:startOverride w:val="81"/>
-    </w:lvlOverride>
-  </w:num>
-  <w:num w:numId="1005">
-    <w:abstractNumId w:val="9941106"/>
-    <w:lvlOverride w:ilvl="0">
-      <w:startOverride w:val="106"/>
-    </w:lvlOverride>
-    <w:lvlOverride w:ilvl="1">
-      <w:startOverride w:val="106"/>
-    </w:lvlOverride>
-    <w:lvlOverride w:ilvl="2">
-      <w:startOverride w:val="106"/>
-    </w:lvlOverride>
-    <w:lvlOverride w:ilvl="3">
-      <w:startOverride w:val="106"/>
-    </w:lvlOverride>
-    <w:lvlOverride w:ilvl="4">
-      <w:startOverride w:val="106"/>
-    </w:lvlOverride>
-    <w:lvlOverride w:ilvl="5">
-      <w:startOverride w:val="106"/>
-    </w:lvlOverride>
-    <w:lvlOverride w:ilvl="6">
-      <w:startOverride w:val="106"/>
-    </w:lvlOverride>
-    <w:lvlOverride w:ilvl="7">
-      <w:startOverride w:val="106"/>
-    </w:lvlOverride>
-    <w:lvlOverride w:ilvl="8">
-      <w:startOverride w:val="106"/>
-    </w:lvlOverride>
   </w:num>
 </w:numbering>
 </file>
